--- a/docs/계약서/PTP_Contractor_Agreement_BRIKKA_261005.docx
+++ b/docs/계약서/PTP_Contractor_Agreement_BRIKKA_261005.docx
@@ -798,7 +798,7 @@
           <w:sz w:val="21"/>
           <w:szCs w:val="21"/>
         </w:rPr>
-        <w:t xml:space="preserve">Work starts on the Effective Date. Because the Developer is engaged on an hourly basis and the Specification may change, there is no fixed completion date. Any schedule estimate the Developer provides is a good-faith estimate, not a binding commitment, but the Developer will notify the Client promptly of any expected delay.</w:t>
+        <w:t xml:space="preserve">Work starts on the Effective Date and the Agreement ends on the End Date (Section 11.1). Because the Developer is engaged on an hourly basis and the Specification may change, completion of the Project within the term is not guaranteed; any remaining work may be continued by extending the term. Any schedule estimate the Developer provides is a good-faith estimate, not a binding commitment, but the Developer will notify the Client promptly of any expected delay.</w:t>
       </w:r>
     </w:p>
     <w:p>
@@ -1896,7 +1896,44 @@
           <w:sz w:val="21"/>
           <w:szCs w:val="21"/>
         </w:rPr>
-        <w:t xml:space="preserve">This Agreement begins on the Effective Date and continues until the Project is completed or the Agreement is terminated under this Section.</w:t>
+        <w:t xml:space="preserve">This Agreement begins on the Effective Date and ends on </w:t>
+      </w:r>
+      <w:r>
+        <w:rPr>
+          <w:rFonts w:ascii="Arial" w:cs="Arial" w:eastAsia="Arial" w:hAnsi="Arial"/>
+          <w:b/>
+          <w:bCs/>
+          <w:sz w:val="21"/>
+          <w:szCs w:val="21"/>
+          <w:highlight w:val="yellow"/>
+        </w:rPr>
+        <w:t xml:space="preserve">[February 5, 2027]</w:t>
+      </w:r>
+      <w:r>
+        <w:rPr>
+          <w:rFonts w:ascii="Arial" w:cs="Arial" w:eastAsia="Arial" w:hAnsi="Arial"/>
+          <w:sz w:val="21"/>
+          <w:szCs w:val="21"/>
+        </w:rPr>
+        <w:t xml:space="preserve"> (the “</w:t>
+      </w:r>
+      <w:r>
+        <w:rPr>
+          <w:rFonts w:ascii="Arial" w:cs="Arial" w:eastAsia="Arial" w:hAnsi="Arial"/>
+          <w:b/>
+          <w:bCs/>
+          <w:sz w:val="21"/>
+          <w:szCs w:val="21"/>
+        </w:rPr>
+        <w:t xml:space="preserve">End Date</w:t>
+      </w:r>
+      <w:r>
+        <w:rPr>
+          <w:rFonts w:ascii="Arial" w:cs="Arial" w:eastAsia="Arial" w:hAnsi="Arial"/>
+          <w:sz w:val="21"/>
+          <w:szCs w:val="21"/>
+        </w:rPr>
+        <w:t xml:space="preserve">”), unless terminated earlier under this Section. The parties may extend the term by written agreement signed by both parties before the End Date.</w:t>
       </w:r>
     </w:p>
     <w:p>

--- a/docs/계약서/PTP_Contractor_Agreement_BRIKKA_261005.docx
+++ b/docs/계약서/PTP_Contractor_Agreement_BRIKKA_261005.docx
@@ -9,7 +9,7 @@
       </w:pPr>
       <w:r>
         <w:rPr>
-          <w:rFonts w:ascii="Arial" w:cs="Arial" w:eastAsia="Arial" w:hAnsi="Arial"/>
+          <w:rFonts w:ascii="Arial" w:eastAsia="Malgun Gothic" w:hAnsi="Arial"/>
           <w:b/>
           <w:bCs/>
           <w:sz w:val="28"/>
@@ -25,7 +25,7 @@
       </w:pPr>
       <w:r>
         <w:rPr>
-          <w:rFonts w:ascii="Arial" w:cs="Arial" w:eastAsia="Arial" w:hAnsi="Arial"/>
+          <w:rFonts w:ascii="Arial" w:eastAsia="Malgun Gothic" w:hAnsi="Arial"/>
           <w:b/>
           <w:bCs/>
           <w:sz w:val="28"/>
@@ -40,7 +40,7 @@
       </w:pPr>
       <w:r>
         <w:rPr>
-          <w:rFonts w:ascii="Arial" w:cs="Arial" w:eastAsia="Arial" w:hAnsi="Arial"/>
+          <w:rFonts w:ascii="Arial" w:eastAsia="Malgun Gothic" w:hAnsi="Arial"/>
           <w:sz w:val="21"/>
           <w:szCs w:val="21"/>
         </w:rPr>
@@ -48,7 +48,7 @@
       </w:r>
       <w:r>
         <w:rPr>
-          <w:rFonts w:ascii="Arial" w:cs="Arial" w:eastAsia="Arial" w:hAnsi="Arial"/>
+          <w:rFonts w:ascii="Arial" w:eastAsia="Malgun Gothic" w:hAnsi="Arial"/>
           <w:b/>
           <w:bCs/>
           <w:sz w:val="21"/>
@@ -58,7 +58,7 @@
       </w:r>
       <w:r>
         <w:rPr>
-          <w:rFonts w:ascii="Arial" w:cs="Arial" w:eastAsia="Arial" w:hAnsi="Arial"/>
+          <w:rFonts w:ascii="Arial" w:eastAsia="Malgun Gothic" w:hAnsi="Arial"/>
           <w:sz w:val="21"/>
           <w:szCs w:val="21"/>
         </w:rPr>
@@ -66,7 +66,7 @@
       </w:r>
       <w:r>
         <w:rPr>
-          <w:rFonts w:ascii="Arial" w:cs="Arial" w:eastAsia="Arial" w:hAnsi="Arial"/>
+          <w:rFonts w:ascii="Arial" w:eastAsia="Malgun Gothic" w:hAnsi="Arial"/>
           <w:b/>
           <w:bCs/>
           <w:sz w:val="21"/>
@@ -77,7 +77,7 @@
       </w:r>
       <w:r>
         <w:rPr>
-          <w:rFonts w:ascii="Arial" w:cs="Arial" w:eastAsia="Arial" w:hAnsi="Arial"/>
+          <w:rFonts w:ascii="Arial" w:eastAsia="Malgun Gothic" w:hAnsi="Arial"/>
           <w:sz w:val="21"/>
           <w:szCs w:val="21"/>
         </w:rPr>
@@ -85,7 +85,7 @@
       </w:r>
       <w:r>
         <w:rPr>
-          <w:rFonts w:ascii="Arial" w:cs="Arial" w:eastAsia="Arial" w:hAnsi="Arial"/>
+          <w:rFonts w:ascii="Arial" w:eastAsia="Malgun Gothic" w:hAnsi="Arial"/>
           <w:b/>
           <w:bCs/>
           <w:sz w:val="21"/>
@@ -95,7 +95,7 @@
       </w:r>
       <w:r>
         <w:rPr>
-          <w:rFonts w:ascii="Arial" w:cs="Arial" w:eastAsia="Arial" w:hAnsi="Arial"/>
+          <w:rFonts w:ascii="Arial" w:eastAsia="Malgun Gothic" w:hAnsi="Arial"/>
           <w:sz w:val="21"/>
           <w:szCs w:val="21"/>
         </w:rPr>
@@ -108,7 +108,7 @@
       </w:pPr>
       <w:r>
         <w:rPr>
-          <w:rFonts w:ascii="Arial" w:cs="Arial" w:eastAsia="Arial" w:hAnsi="Arial"/>
+          <w:rFonts w:ascii="Arial" w:eastAsia="Malgun Gothic" w:hAnsi="Arial"/>
           <w:b/>
           <w:bCs/>
           <w:sz w:val="21"/>
@@ -123,7 +123,7 @@
       </w:pPr>
       <w:r>
         <w:rPr>
-          <w:rFonts w:ascii="Arial" w:cs="Arial" w:eastAsia="Arial" w:hAnsi="Arial"/>
+          <w:rFonts w:ascii="Arial" w:eastAsia="Malgun Gothic" w:hAnsi="Arial"/>
           <w:sz w:val="21"/>
           <w:szCs w:val="21"/>
         </w:rPr>
@@ -136,7 +136,7 @@
       </w:pPr>
       <w:r>
         <w:rPr>
-          <w:rFonts w:ascii="Arial" w:cs="Arial" w:eastAsia="Arial" w:hAnsi="Arial"/>
+          <w:rFonts w:ascii="Arial" w:eastAsia="Malgun Gothic" w:hAnsi="Arial"/>
           <w:sz w:val="21"/>
           <w:szCs w:val="21"/>
         </w:rPr>
@@ -149,7 +149,7 @@
       </w:pPr>
       <w:r>
         <w:rPr>
-          <w:rFonts w:ascii="Arial" w:cs="Arial" w:eastAsia="Arial" w:hAnsi="Arial"/>
+          <w:rFonts w:ascii="Arial" w:eastAsia="Malgun Gothic" w:hAnsi="Arial"/>
           <w:sz w:val="21"/>
           <w:szCs w:val="21"/>
         </w:rPr>
@@ -162,7 +162,7 @@
       </w:pPr>
       <w:r>
         <w:rPr>
-          <w:rFonts w:ascii="Arial" w:cs="Arial" w:eastAsia="Arial" w:hAnsi="Arial"/>
+          <w:rFonts w:ascii="Arial" w:eastAsia="Malgun Gothic" w:hAnsi="Arial"/>
           <w:sz w:val="21"/>
           <w:szCs w:val="21"/>
         </w:rPr>
@@ -170,7 +170,7 @@
       </w:r>
       <w:r>
         <w:rPr>
-          <w:rFonts w:ascii="Arial" w:cs="Arial" w:eastAsia="Arial" w:hAnsi="Arial"/>
+          <w:rFonts w:ascii="Arial" w:eastAsia="Malgun Gothic" w:hAnsi="Arial"/>
           <w:b/>
           <w:bCs/>
           <w:sz w:val="21"/>
@@ -180,7 +180,7 @@
       </w:r>
       <w:r>
         <w:rPr>
-          <w:rFonts w:ascii="Arial" w:cs="Arial" w:eastAsia="Arial" w:hAnsi="Arial"/>
+          <w:rFonts w:ascii="Arial" w:eastAsia="Malgun Gothic" w:hAnsi="Arial"/>
           <w:sz w:val="21"/>
           <w:szCs w:val="21"/>
         </w:rPr>
@@ -188,7 +188,7 @@
       </w:r>
       <w:r>
         <w:rPr>
-          <w:rFonts w:ascii="Arial" w:cs="Arial" w:eastAsia="Arial" w:hAnsi="Arial"/>
+          <w:rFonts w:ascii="Arial" w:eastAsia="Malgun Gothic" w:hAnsi="Arial"/>
           <w:b/>
           <w:bCs/>
           <w:sz w:val="21"/>
@@ -198,7 +198,7 @@
       </w:r>
       <w:r>
         <w:rPr>
-          <w:rFonts w:ascii="Arial" w:cs="Arial" w:eastAsia="Arial" w:hAnsi="Arial"/>
+          <w:rFonts w:ascii="Arial" w:eastAsia="Malgun Gothic" w:hAnsi="Arial"/>
           <w:sz w:val="21"/>
           <w:szCs w:val="21"/>
         </w:rPr>
@@ -211,7 +211,7 @@
       </w:pPr>
       <w:r>
         <w:rPr>
-          <w:rFonts w:ascii="Arial" w:cs="Arial" w:eastAsia="Arial" w:hAnsi="Arial"/>
+          <w:rFonts w:ascii="Arial" w:eastAsia="Malgun Gothic" w:hAnsi="Arial"/>
           <w:b/>
           <w:bCs/>
           <w:sz w:val="21"/>
@@ -226,7 +226,7 @@
       </w:pPr>
       <w:r>
         <w:rPr>
-          <w:rFonts w:ascii="Arial" w:cs="Arial" w:eastAsia="Arial" w:hAnsi="Arial"/>
+          <w:rFonts w:ascii="Arial" w:eastAsia="Malgun Gothic" w:hAnsi="Arial"/>
           <w:sz w:val="21"/>
           <w:szCs w:val="21"/>
         </w:rPr>
@@ -234,7 +234,7 @@
       </w:r>
       <w:r>
         <w:rPr>
-          <w:rFonts w:ascii="Arial" w:cs="Arial" w:eastAsia="Arial" w:hAnsi="Arial"/>
+          <w:rFonts w:ascii="Arial" w:eastAsia="Malgun Gothic" w:hAnsi="Arial"/>
           <w:sz w:val="21"/>
           <w:szCs w:val="21"/>
           <w:highlight w:val="yellow"/>
@@ -248,7 +248,7 @@
       </w:pPr>
       <w:r>
         <w:rPr>
-          <w:rFonts w:ascii="Arial" w:cs="Arial" w:eastAsia="Arial" w:hAnsi="Arial"/>
+          <w:rFonts w:ascii="Arial" w:eastAsia="Malgun Gothic" w:hAnsi="Arial"/>
           <w:sz w:val="21"/>
           <w:szCs w:val="21"/>
         </w:rPr>
@@ -256,7 +256,7 @@
       </w:r>
       <w:r>
         <w:rPr>
-          <w:rFonts w:ascii="Arial" w:cs="Arial" w:eastAsia="Arial" w:hAnsi="Arial"/>
+          <w:rFonts w:ascii="Arial" w:eastAsia="Malgun Gothic" w:hAnsi="Arial"/>
           <w:sz w:val="21"/>
           <w:szCs w:val="21"/>
           <w:highlight w:val="yellow"/>
@@ -270,7 +270,7 @@
       </w:pPr>
       <w:r>
         <w:rPr>
-          <w:rFonts w:ascii="Arial" w:cs="Arial" w:eastAsia="Arial" w:hAnsi="Arial"/>
+          <w:rFonts w:ascii="Arial" w:eastAsia="Malgun Gothic" w:hAnsi="Arial"/>
           <w:sz w:val="21"/>
           <w:szCs w:val="21"/>
         </w:rPr>
@@ -278,7 +278,7 @@
       </w:r>
       <w:r>
         <w:rPr>
-          <w:rFonts w:ascii="Arial" w:cs="Arial" w:eastAsia="Arial" w:hAnsi="Arial"/>
+          <w:rFonts w:ascii="Arial" w:eastAsia="Malgun Gothic" w:hAnsi="Arial"/>
           <w:sz w:val="21"/>
           <w:szCs w:val="21"/>
           <w:highlight w:val="yellow"/>
@@ -292,7 +292,7 @@
       </w:pPr>
       <w:r>
         <w:rPr>
-          <w:rFonts w:ascii="Arial" w:cs="Arial" w:eastAsia="Arial" w:hAnsi="Arial"/>
+          <w:rFonts w:ascii="Arial" w:eastAsia="Malgun Gothic" w:hAnsi="Arial"/>
           <w:sz w:val="21"/>
           <w:szCs w:val="21"/>
         </w:rPr>
@@ -300,7 +300,7 @@
       </w:r>
       <w:r>
         <w:rPr>
-          <w:rFonts w:ascii="Arial" w:cs="Arial" w:eastAsia="Arial" w:hAnsi="Arial"/>
+          <w:rFonts w:ascii="Arial" w:eastAsia="Malgun Gothic" w:hAnsi="Arial"/>
           <w:b/>
           <w:bCs/>
           <w:sz w:val="21"/>
@@ -310,7 +310,7 @@
       </w:r>
       <w:r>
         <w:rPr>
-          <w:rFonts w:ascii="Arial" w:cs="Arial" w:eastAsia="Arial" w:hAnsi="Arial"/>
+          <w:rFonts w:ascii="Arial" w:eastAsia="Malgun Gothic" w:hAnsi="Arial"/>
           <w:sz w:val="21"/>
           <w:szCs w:val="21"/>
         </w:rPr>
@@ -327,7 +327,7 @@
       </w:pPr>
       <w:r>
         <w:rPr>
-          <w:rFonts w:ascii="Arial" w:cs="Arial" w:eastAsia="Arial" w:hAnsi="Arial"/>
+          <w:rFonts w:ascii="Arial" w:eastAsia="Malgun Gothic" w:hAnsi="Arial"/>
           <w:b/>
           <w:bCs/>
           <w:sz w:val="23"/>
@@ -343,7 +343,7 @@
       </w:pPr>
       <w:r>
         <w:rPr>
-          <w:rFonts w:ascii="Arial" w:cs="Arial" w:eastAsia="Arial" w:hAnsi="Arial"/>
+          <w:rFonts w:ascii="Arial" w:eastAsia="Malgun Gothic" w:hAnsi="Arial"/>
           <w:b/>
           <w:bCs/>
           <w:sz w:val="21"/>
@@ -358,7 +358,7 @@
       </w:pPr>
       <w:r>
         <w:rPr>
-          <w:rFonts w:ascii="Arial" w:cs="Arial" w:eastAsia="Arial" w:hAnsi="Arial"/>
+          <w:rFonts w:ascii="Arial" w:eastAsia="Malgun Gothic" w:hAnsi="Arial"/>
           <w:sz w:val="21"/>
           <w:szCs w:val="21"/>
         </w:rPr>
@@ -372,7 +372,7 @@
       </w:pPr>
       <w:r>
         <w:rPr>
-          <w:rFonts w:ascii="Arial" w:cs="Arial" w:eastAsia="Arial" w:hAnsi="Arial"/>
+          <w:rFonts w:ascii="Arial" w:eastAsia="Malgun Gothic" w:hAnsi="Arial"/>
           <w:b/>
           <w:bCs/>
           <w:sz w:val="21"/>
@@ -387,7 +387,7 @@
       </w:pPr>
       <w:r>
         <w:rPr>
-          <w:rFonts w:ascii="Arial" w:cs="Arial" w:eastAsia="Arial" w:hAnsi="Arial"/>
+          <w:rFonts w:ascii="Arial" w:eastAsia="Malgun Gothic" w:hAnsi="Arial"/>
           <w:sz w:val="21"/>
           <w:szCs w:val="21"/>
         </w:rPr>
@@ -401,7 +401,7 @@
       </w:pPr>
       <w:r>
         <w:rPr>
-          <w:rFonts w:ascii="Arial" w:cs="Arial" w:eastAsia="Arial" w:hAnsi="Arial"/>
+          <w:rFonts w:ascii="Arial" w:eastAsia="Malgun Gothic" w:hAnsi="Arial"/>
           <w:b/>
           <w:bCs/>
           <w:sz w:val="21"/>
@@ -416,7 +416,7 @@
       </w:pPr>
       <w:r>
         <w:rPr>
-          <w:rFonts w:ascii="Arial" w:cs="Arial" w:eastAsia="Arial" w:hAnsi="Arial"/>
+          <w:rFonts w:ascii="Arial" w:eastAsia="Malgun Gothic" w:hAnsi="Arial"/>
           <w:sz w:val="21"/>
           <w:szCs w:val="21"/>
         </w:rPr>
@@ -430,7 +430,7 @@
       </w:pPr>
       <w:r>
         <w:rPr>
-          <w:rFonts w:ascii="Arial" w:cs="Arial" w:eastAsia="Arial" w:hAnsi="Arial"/>
+          <w:rFonts w:ascii="Arial" w:eastAsia="Malgun Gothic" w:hAnsi="Arial"/>
           <w:b/>
           <w:bCs/>
           <w:sz w:val="21"/>
@@ -445,7 +445,7 @@
       </w:pPr>
       <w:r>
         <w:rPr>
-          <w:rFonts w:ascii="Arial" w:cs="Arial" w:eastAsia="Arial" w:hAnsi="Arial"/>
+          <w:rFonts w:ascii="Arial" w:eastAsia="Malgun Gothic" w:hAnsi="Arial"/>
           <w:sz w:val="21"/>
           <w:szCs w:val="21"/>
         </w:rPr>
@@ -459,7 +459,7 @@
       </w:pPr>
       <w:r>
         <w:rPr>
-          <w:rFonts w:ascii="Arial" w:cs="Arial" w:eastAsia="Arial" w:hAnsi="Arial"/>
+          <w:rFonts w:ascii="Arial" w:eastAsia="Malgun Gothic" w:hAnsi="Arial"/>
           <w:b/>
           <w:bCs/>
           <w:sz w:val="21"/>
@@ -474,7 +474,7 @@
       </w:pPr>
       <w:r>
         <w:rPr>
-          <w:rFonts w:ascii="Arial" w:cs="Arial" w:eastAsia="Arial" w:hAnsi="Arial"/>
+          <w:rFonts w:ascii="Arial" w:eastAsia="Malgun Gothic" w:hAnsi="Arial"/>
           <w:sz w:val="21"/>
           <w:szCs w:val="21"/>
         </w:rPr>
@@ -492,7 +492,7 @@
       </w:pPr>
       <w:r>
         <w:rPr>
-          <w:rFonts w:ascii="Arial" w:cs="Arial" w:eastAsia="Arial" w:hAnsi="Arial"/>
+          <w:rFonts w:ascii="Arial" w:eastAsia="Malgun Gothic" w:hAnsi="Arial"/>
           <w:sz w:val="21"/>
           <w:szCs w:val="21"/>
         </w:rPr>
@@ -510,7 +510,7 @@
       </w:pPr>
       <w:r>
         <w:rPr>
-          <w:rFonts w:ascii="Arial" w:cs="Arial" w:eastAsia="Arial" w:hAnsi="Arial"/>
+          <w:rFonts w:ascii="Arial" w:eastAsia="Malgun Gothic" w:hAnsi="Arial"/>
           <w:sz w:val="21"/>
           <w:szCs w:val="21"/>
         </w:rPr>
@@ -528,7 +528,7 @@
       </w:pPr>
       <w:r>
         <w:rPr>
-          <w:rFonts w:ascii="Arial" w:cs="Arial" w:eastAsia="Arial" w:hAnsi="Arial"/>
+          <w:rFonts w:ascii="Arial" w:eastAsia="Malgun Gothic" w:hAnsi="Arial"/>
           <w:sz w:val="21"/>
           <w:szCs w:val="21"/>
         </w:rPr>
@@ -546,7 +546,7 @@
       </w:pPr>
       <w:r>
         <w:rPr>
-          <w:rFonts w:ascii="Arial" w:cs="Arial" w:eastAsia="Arial" w:hAnsi="Arial"/>
+          <w:rFonts w:ascii="Arial" w:eastAsia="Malgun Gothic" w:hAnsi="Arial"/>
           <w:sz w:val="21"/>
           <w:szCs w:val="21"/>
         </w:rPr>
@@ -560,7 +560,7 @@
       </w:pPr>
       <w:r>
         <w:rPr>
-          <w:rFonts w:ascii="Arial" w:cs="Arial" w:eastAsia="Arial" w:hAnsi="Arial"/>
+          <w:rFonts w:ascii="Arial" w:eastAsia="Malgun Gothic" w:hAnsi="Arial"/>
           <w:b/>
           <w:bCs/>
           <w:sz w:val="21"/>
@@ -575,7 +575,7 @@
       </w:pPr>
       <w:r>
         <w:rPr>
-          <w:rFonts w:ascii="Arial" w:cs="Arial" w:eastAsia="Arial" w:hAnsi="Arial"/>
+          <w:rFonts w:ascii="Arial" w:eastAsia="Malgun Gothic" w:hAnsi="Arial"/>
           <w:sz w:val="21"/>
           <w:szCs w:val="21"/>
         </w:rPr>
@@ -592,7 +592,7 @@
       </w:pPr>
       <w:r>
         <w:rPr>
-          <w:rFonts w:ascii="Arial" w:cs="Arial" w:eastAsia="Arial" w:hAnsi="Arial"/>
+          <w:rFonts w:ascii="Arial" w:eastAsia="Malgun Gothic" w:hAnsi="Arial"/>
           <w:b/>
           <w:bCs/>
           <w:sz w:val="23"/>
@@ -608,7 +608,7 @@
       </w:pPr>
       <w:r>
         <w:rPr>
-          <w:rFonts w:ascii="Arial" w:cs="Arial" w:eastAsia="Arial" w:hAnsi="Arial"/>
+          <w:rFonts w:ascii="Arial" w:eastAsia="Malgun Gothic" w:hAnsi="Arial"/>
           <w:b/>
           <w:bCs/>
           <w:sz w:val="21"/>
@@ -623,7 +623,7 @@
       </w:pPr>
       <w:r>
         <w:rPr>
-          <w:rFonts w:ascii="Arial" w:cs="Arial" w:eastAsia="Arial" w:hAnsi="Arial"/>
+          <w:rFonts w:ascii="Arial" w:eastAsia="Malgun Gothic" w:hAnsi="Arial"/>
           <w:sz w:val="21"/>
           <w:szCs w:val="21"/>
         </w:rPr>
@@ -637,7 +637,7 @@
       </w:pPr>
       <w:r>
         <w:rPr>
-          <w:rFonts w:ascii="Arial" w:cs="Arial" w:eastAsia="Arial" w:hAnsi="Arial"/>
+          <w:rFonts w:ascii="Arial" w:eastAsia="Malgun Gothic" w:hAnsi="Arial"/>
           <w:b/>
           <w:bCs/>
           <w:sz w:val="21"/>
@@ -652,7 +652,7 @@
       </w:pPr>
       <w:r>
         <w:rPr>
-          <w:rFonts w:ascii="Arial" w:cs="Arial" w:eastAsia="Arial" w:hAnsi="Arial"/>
+          <w:rFonts w:ascii="Arial" w:eastAsia="Malgun Gothic" w:hAnsi="Arial"/>
           <w:sz w:val="21"/>
           <w:szCs w:val="21"/>
         </w:rPr>
@@ -666,7 +666,7 @@
       </w:pPr>
       <w:r>
         <w:rPr>
-          <w:rFonts w:ascii="Arial" w:cs="Arial" w:eastAsia="Arial" w:hAnsi="Arial"/>
+          <w:rFonts w:ascii="Arial" w:eastAsia="Malgun Gothic" w:hAnsi="Arial"/>
           <w:b/>
           <w:bCs/>
           <w:sz w:val="21"/>
@@ -681,7 +681,7 @@
       </w:pPr>
       <w:r>
         <w:rPr>
-          <w:rFonts w:ascii="Arial" w:cs="Arial" w:eastAsia="Arial" w:hAnsi="Arial"/>
+          <w:rFonts w:ascii="Arial" w:eastAsia="Malgun Gothic" w:hAnsi="Arial"/>
           <w:sz w:val="21"/>
           <w:szCs w:val="21"/>
         </w:rPr>
@@ -699,7 +699,7 @@
       </w:pPr>
       <w:r>
         <w:rPr>
-          <w:rFonts w:ascii="Arial" w:cs="Arial" w:eastAsia="Arial" w:hAnsi="Arial"/>
+          <w:rFonts w:ascii="Arial" w:eastAsia="Malgun Gothic" w:hAnsi="Arial"/>
           <w:sz w:val="21"/>
           <w:szCs w:val="21"/>
         </w:rPr>
@@ -717,7 +717,7 @@
       </w:pPr>
       <w:r>
         <w:rPr>
-          <w:rFonts w:ascii="Arial" w:cs="Arial" w:eastAsia="Arial" w:hAnsi="Arial"/>
+          <w:rFonts w:ascii="Arial" w:eastAsia="Malgun Gothic" w:hAnsi="Arial"/>
           <w:sz w:val="21"/>
           <w:szCs w:val="21"/>
         </w:rPr>
@@ -731,7 +731,7 @@
       </w:pPr>
       <w:r>
         <w:rPr>
-          <w:rFonts w:ascii="Arial" w:cs="Arial" w:eastAsia="Arial" w:hAnsi="Arial"/>
+          <w:rFonts w:ascii="Arial" w:eastAsia="Malgun Gothic" w:hAnsi="Arial"/>
           <w:b/>
           <w:bCs/>
           <w:sz w:val="21"/>
@@ -746,7 +746,7 @@
       </w:pPr>
       <w:r>
         <w:rPr>
-          <w:rFonts w:ascii="Arial" w:cs="Arial" w:eastAsia="Arial" w:hAnsi="Arial"/>
+          <w:rFonts w:ascii="Arial" w:eastAsia="Malgun Gothic" w:hAnsi="Arial"/>
           <w:sz w:val="21"/>
           <w:szCs w:val="21"/>
         </w:rPr>
@@ -763,7 +763,7 @@
       </w:pPr>
       <w:r>
         <w:rPr>
-          <w:rFonts w:ascii="Arial" w:cs="Arial" w:eastAsia="Arial" w:hAnsi="Arial"/>
+          <w:rFonts w:ascii="Arial" w:eastAsia="Malgun Gothic" w:hAnsi="Arial"/>
           <w:b/>
           <w:bCs/>
           <w:sz w:val="23"/>
@@ -779,7 +779,7 @@
       </w:pPr>
       <w:r>
         <w:rPr>
-          <w:rFonts w:ascii="Arial" w:cs="Arial" w:eastAsia="Arial" w:hAnsi="Arial"/>
+          <w:rFonts w:ascii="Arial" w:eastAsia="Malgun Gothic" w:hAnsi="Arial"/>
           <w:b/>
           <w:bCs/>
           <w:sz w:val="21"/>
@@ -794,7 +794,7 @@
       </w:pPr>
       <w:r>
         <w:rPr>
-          <w:rFonts w:ascii="Arial" w:cs="Arial" w:eastAsia="Arial" w:hAnsi="Arial"/>
+          <w:rFonts w:ascii="Arial" w:eastAsia="Malgun Gothic" w:hAnsi="Arial"/>
           <w:sz w:val="21"/>
           <w:szCs w:val="21"/>
         </w:rPr>
@@ -808,7 +808,7 @@
       </w:pPr>
       <w:r>
         <w:rPr>
-          <w:rFonts w:ascii="Arial" w:cs="Arial" w:eastAsia="Arial" w:hAnsi="Arial"/>
+          <w:rFonts w:ascii="Arial" w:eastAsia="Malgun Gothic" w:hAnsi="Arial"/>
           <w:b/>
           <w:bCs/>
           <w:sz w:val="21"/>
@@ -823,7 +823,7 @@
       </w:pPr>
       <w:r>
         <w:rPr>
-          <w:rFonts w:ascii="Arial" w:cs="Arial" w:eastAsia="Arial" w:hAnsi="Arial"/>
+          <w:rFonts w:ascii="Arial" w:eastAsia="Malgun Gothic" w:hAnsi="Arial"/>
           <w:sz w:val="21"/>
           <w:szCs w:val="21"/>
         </w:rPr>
@@ -837,7 +837,7 @@
       </w:pPr>
       <w:r>
         <w:rPr>
-          <w:rFonts w:ascii="Arial" w:cs="Arial" w:eastAsia="Arial" w:hAnsi="Arial"/>
+          <w:rFonts w:ascii="Arial" w:eastAsia="Malgun Gothic" w:hAnsi="Arial"/>
           <w:b/>
           <w:bCs/>
           <w:sz w:val="21"/>
@@ -852,7 +852,7 @@
       </w:pPr>
       <w:r>
         <w:rPr>
-          <w:rFonts w:ascii="Arial" w:cs="Arial" w:eastAsia="Arial" w:hAnsi="Arial"/>
+          <w:rFonts w:ascii="Arial" w:eastAsia="Malgun Gothic" w:hAnsi="Arial"/>
           <w:sz w:val="21"/>
           <w:szCs w:val="21"/>
         </w:rPr>
@@ -866,7 +866,7 @@
       </w:pPr>
       <w:r>
         <w:rPr>
-          <w:rFonts w:ascii="Arial" w:cs="Arial" w:eastAsia="Arial" w:hAnsi="Arial"/>
+          <w:rFonts w:ascii="Arial" w:eastAsia="Malgun Gothic" w:hAnsi="Arial"/>
           <w:b/>
           <w:bCs/>
           <w:sz w:val="21"/>
@@ -881,7 +881,7 @@
       </w:pPr>
       <w:r>
         <w:rPr>
-          <w:rFonts w:ascii="Arial" w:cs="Arial" w:eastAsia="Arial" w:hAnsi="Arial"/>
+          <w:rFonts w:ascii="Arial" w:eastAsia="Malgun Gothic" w:hAnsi="Arial"/>
           <w:sz w:val="21"/>
           <w:szCs w:val="21"/>
         </w:rPr>
@@ -898,7 +898,7 @@
       </w:pPr>
       <w:r>
         <w:rPr>
-          <w:rFonts w:ascii="Arial" w:cs="Arial" w:eastAsia="Arial" w:hAnsi="Arial"/>
+          <w:rFonts w:ascii="Arial" w:eastAsia="Malgun Gothic" w:hAnsi="Arial"/>
           <w:b/>
           <w:bCs/>
           <w:sz w:val="23"/>
@@ -914,7 +914,7 @@
       </w:pPr>
       <w:r>
         <w:rPr>
-          <w:rFonts w:ascii="Arial" w:cs="Arial" w:eastAsia="Arial" w:hAnsi="Arial"/>
+          <w:rFonts w:ascii="Arial" w:eastAsia="Malgun Gothic" w:hAnsi="Arial"/>
           <w:b/>
           <w:bCs/>
           <w:sz w:val="21"/>
@@ -929,7 +929,7 @@
       </w:pPr>
       <w:r>
         <w:rPr>
-          <w:rFonts w:ascii="Arial" w:cs="Arial" w:eastAsia="Arial" w:hAnsi="Arial"/>
+          <w:rFonts w:ascii="Arial" w:eastAsia="Malgun Gothic" w:hAnsi="Arial"/>
           <w:sz w:val="21"/>
           <w:szCs w:val="21"/>
         </w:rPr>
@@ -937,7 +937,7 @@
       </w:r>
       <w:r>
         <w:rPr>
-          <w:rFonts w:ascii="Arial" w:cs="Arial" w:eastAsia="Arial" w:hAnsi="Arial"/>
+          <w:rFonts w:ascii="Arial" w:eastAsia="Malgun Gothic" w:hAnsi="Arial"/>
           <w:b/>
           <w:bCs/>
           <w:sz w:val="21"/>
@@ -948,7 +948,7 @@
       </w:r>
       <w:r>
         <w:rPr>
-          <w:rFonts w:ascii="Arial" w:cs="Arial" w:eastAsia="Arial" w:hAnsi="Arial"/>
+          <w:rFonts w:ascii="Arial" w:eastAsia="Malgun Gothic" w:hAnsi="Arial"/>
           <w:b/>
           <w:bCs/>
           <w:sz w:val="21"/>
@@ -958,7 +958,7 @@
       </w:r>
       <w:r>
         <w:rPr>
-          <w:rFonts w:ascii="Arial" w:cs="Arial" w:eastAsia="Arial" w:hAnsi="Arial"/>
+          <w:rFonts w:ascii="Arial" w:eastAsia="Malgun Gothic" w:hAnsi="Arial"/>
           <w:sz w:val="21"/>
           <w:szCs w:val="21"/>
         </w:rPr>
@@ -972,7 +972,7 @@
       </w:pPr>
       <w:r>
         <w:rPr>
-          <w:rFonts w:ascii="Arial" w:cs="Arial" w:eastAsia="Arial" w:hAnsi="Arial"/>
+          <w:rFonts w:ascii="Arial" w:eastAsia="Malgun Gothic" w:hAnsi="Arial"/>
           <w:b/>
           <w:bCs/>
           <w:sz w:val="21"/>
@@ -987,7 +987,7 @@
       </w:pPr>
       <w:r>
         <w:rPr>
-          <w:rFonts w:ascii="Arial" w:cs="Arial" w:eastAsia="Arial" w:hAnsi="Arial"/>
+          <w:rFonts w:ascii="Arial" w:eastAsia="Malgun Gothic" w:hAnsi="Arial"/>
           <w:sz w:val="21"/>
           <w:szCs w:val="21"/>
         </w:rPr>
@@ -995,7 +995,7 @@
       </w:r>
       <w:r>
         <w:rPr>
-          <w:rFonts w:ascii="Arial" w:cs="Arial" w:eastAsia="Arial" w:hAnsi="Arial"/>
+          <w:rFonts w:ascii="Arial" w:eastAsia="Malgun Gothic" w:hAnsi="Arial"/>
           <w:b/>
           <w:bCs/>
           <w:sz w:val="21"/>
@@ -1006,7 +1006,7 @@
       </w:r>
       <w:r>
         <w:rPr>
-          <w:rFonts w:ascii="Arial" w:cs="Arial" w:eastAsia="Arial" w:hAnsi="Arial"/>
+          <w:rFonts w:ascii="Arial" w:eastAsia="Malgun Gothic" w:hAnsi="Arial"/>
           <w:b/>
           <w:bCs/>
           <w:sz w:val="21"/>
@@ -1016,7 +1016,7 @@
       </w:r>
       <w:r>
         <w:rPr>
-          <w:rFonts w:ascii="Arial" w:cs="Arial" w:eastAsia="Arial" w:hAnsi="Arial"/>
+          <w:rFonts w:ascii="Arial" w:eastAsia="Malgun Gothic" w:hAnsi="Arial"/>
           <w:sz w:val="21"/>
           <w:szCs w:val="21"/>
         </w:rPr>
@@ -1030,7 +1030,7 @@
       </w:pPr>
       <w:r>
         <w:rPr>
-          <w:rFonts w:ascii="Arial" w:cs="Arial" w:eastAsia="Arial" w:hAnsi="Arial"/>
+          <w:rFonts w:ascii="Arial" w:eastAsia="Malgun Gothic" w:hAnsi="Arial"/>
           <w:b/>
           <w:bCs/>
           <w:sz w:val="21"/>
@@ -1045,7 +1045,7 @@
       </w:pPr>
       <w:r>
         <w:rPr>
-          <w:rFonts w:ascii="Arial" w:cs="Arial" w:eastAsia="Arial" w:hAnsi="Arial"/>
+          <w:rFonts w:ascii="Arial" w:eastAsia="Malgun Gothic" w:hAnsi="Arial"/>
           <w:sz w:val="21"/>
           <w:szCs w:val="21"/>
         </w:rPr>
@@ -1059,7 +1059,7 @@
       </w:pPr>
       <w:r>
         <w:rPr>
-          <w:rFonts w:ascii="Arial" w:cs="Arial" w:eastAsia="Arial" w:hAnsi="Arial"/>
+          <w:rFonts w:ascii="Arial" w:eastAsia="Malgun Gothic" w:hAnsi="Arial"/>
           <w:b/>
           <w:bCs/>
           <w:sz w:val="21"/>
@@ -1074,7 +1074,7 @@
       </w:pPr>
       <w:r>
         <w:rPr>
-          <w:rFonts w:ascii="Arial" w:cs="Arial" w:eastAsia="Arial" w:hAnsi="Arial"/>
+          <w:rFonts w:ascii="Arial" w:eastAsia="Malgun Gothic" w:hAnsi="Arial"/>
           <w:sz w:val="21"/>
           <w:szCs w:val="21"/>
         </w:rPr>
@@ -1092,7 +1092,7 @@
       </w:pPr>
       <w:r>
         <w:rPr>
-          <w:rFonts w:ascii="Arial" w:cs="Arial" w:eastAsia="Arial" w:hAnsi="Arial"/>
+          <w:rFonts w:ascii="Arial" w:eastAsia="Malgun Gothic" w:hAnsi="Arial"/>
           <w:sz w:val="21"/>
           <w:szCs w:val="21"/>
         </w:rPr>
@@ -1110,7 +1110,7 @@
       </w:pPr>
       <w:r>
         <w:rPr>
-          <w:rFonts w:ascii="Arial" w:cs="Arial" w:eastAsia="Arial" w:hAnsi="Arial"/>
+          <w:rFonts w:ascii="Arial" w:eastAsia="Malgun Gothic" w:hAnsi="Arial"/>
           <w:sz w:val="21"/>
           <w:szCs w:val="21"/>
         </w:rPr>
@@ -1128,7 +1128,7 @@
       </w:pPr>
       <w:r>
         <w:rPr>
-          <w:rFonts w:ascii="Arial" w:cs="Arial" w:eastAsia="Arial" w:hAnsi="Arial"/>
+          <w:rFonts w:ascii="Arial" w:eastAsia="Malgun Gothic" w:hAnsi="Arial"/>
           <w:sz w:val="21"/>
           <w:szCs w:val="21"/>
         </w:rPr>
@@ -1146,7 +1146,7 @@
       </w:pPr>
       <w:r>
         <w:rPr>
-          <w:rFonts w:ascii="Arial" w:cs="Arial" w:eastAsia="Arial" w:hAnsi="Arial"/>
+          <w:rFonts w:ascii="Arial" w:eastAsia="Malgun Gothic" w:hAnsi="Arial"/>
           <w:sz w:val="21"/>
           <w:szCs w:val="21"/>
         </w:rPr>
@@ -1164,7 +1164,7 @@
       </w:pPr>
       <w:r>
         <w:rPr>
-          <w:rFonts w:ascii="Arial" w:cs="Arial" w:eastAsia="Arial" w:hAnsi="Arial"/>
+          <w:rFonts w:ascii="Arial" w:eastAsia="Malgun Gothic" w:hAnsi="Arial"/>
           <w:sz w:val="21"/>
           <w:szCs w:val="21"/>
         </w:rPr>
@@ -1182,7 +1182,7 @@
       </w:pPr>
       <w:r>
         <w:rPr>
-          <w:rFonts w:ascii="Arial" w:cs="Arial" w:eastAsia="Arial" w:hAnsi="Arial"/>
+          <w:rFonts w:ascii="Arial" w:eastAsia="Malgun Gothic" w:hAnsi="Arial"/>
           <w:sz w:val="21"/>
           <w:szCs w:val="21"/>
         </w:rPr>
@@ -1195,7 +1195,7 @@
       </w:pPr>
       <w:r>
         <w:rPr>
-          <w:rFonts w:ascii="Arial" w:cs="Arial" w:eastAsia="Arial" w:hAnsi="Arial"/>
+          <w:rFonts w:ascii="Arial" w:eastAsia="Malgun Gothic" w:hAnsi="Arial"/>
           <w:sz w:val="21"/>
           <w:szCs w:val="21"/>
         </w:rPr>
@@ -1209,7 +1209,7 @@
       </w:pPr>
       <w:r>
         <w:rPr>
-          <w:rFonts w:ascii="Arial" w:cs="Arial" w:eastAsia="Arial" w:hAnsi="Arial"/>
+          <w:rFonts w:ascii="Arial" w:eastAsia="Malgun Gothic" w:hAnsi="Arial"/>
           <w:b/>
           <w:bCs/>
           <w:sz w:val="21"/>
@@ -1224,7 +1224,7 @@
       </w:pPr>
       <w:r>
         <w:rPr>
-          <w:rFonts w:ascii="Arial" w:cs="Arial" w:eastAsia="Arial" w:hAnsi="Arial"/>
+          <w:rFonts w:ascii="Arial" w:eastAsia="Malgun Gothic" w:hAnsi="Arial"/>
           <w:sz w:val="21"/>
           <w:szCs w:val="21"/>
         </w:rPr>
@@ -1238,7 +1238,7 @@
       </w:pPr>
       <w:r>
         <w:rPr>
-          <w:rFonts w:ascii="Arial" w:cs="Arial" w:eastAsia="Arial" w:hAnsi="Arial"/>
+          <w:rFonts w:ascii="Arial" w:eastAsia="Malgun Gothic" w:hAnsi="Arial"/>
           <w:b/>
           <w:bCs/>
           <w:sz w:val="21"/>
@@ -1253,7 +1253,7 @@
       </w:pPr>
       <w:r>
         <w:rPr>
-          <w:rFonts w:ascii="Arial" w:cs="Arial" w:eastAsia="Arial" w:hAnsi="Arial"/>
+          <w:rFonts w:ascii="Arial" w:eastAsia="Malgun Gothic" w:hAnsi="Arial"/>
           <w:sz w:val="21"/>
           <w:szCs w:val="21"/>
         </w:rPr>
@@ -1270,7 +1270,7 @@
       </w:pPr>
       <w:r>
         <w:rPr>
-          <w:rFonts w:ascii="Arial" w:cs="Arial" w:eastAsia="Arial" w:hAnsi="Arial"/>
+          <w:rFonts w:ascii="Arial" w:eastAsia="Malgun Gothic" w:hAnsi="Arial"/>
           <w:b/>
           <w:bCs/>
           <w:sz w:val="23"/>
@@ -1286,7 +1286,7 @@
       </w:pPr>
       <w:r>
         <w:rPr>
-          <w:rFonts w:ascii="Arial" w:cs="Arial" w:eastAsia="Arial" w:hAnsi="Arial"/>
+          <w:rFonts w:ascii="Arial" w:eastAsia="Malgun Gothic" w:hAnsi="Arial"/>
           <w:b/>
           <w:bCs/>
           <w:sz w:val="21"/>
@@ -1301,7 +1301,7 @@
       </w:pPr>
       <w:r>
         <w:rPr>
-          <w:rFonts w:ascii="Arial" w:cs="Arial" w:eastAsia="Arial" w:hAnsi="Arial"/>
+          <w:rFonts w:ascii="Arial" w:eastAsia="Malgun Gothic" w:hAnsi="Arial"/>
           <w:sz w:val="21"/>
           <w:szCs w:val="21"/>
         </w:rPr>
@@ -1315,7 +1315,7 @@
       </w:pPr>
       <w:r>
         <w:rPr>
-          <w:rFonts w:ascii="Arial" w:cs="Arial" w:eastAsia="Arial" w:hAnsi="Arial"/>
+          <w:rFonts w:ascii="Arial" w:eastAsia="Malgun Gothic" w:hAnsi="Arial"/>
           <w:b/>
           <w:bCs/>
           <w:sz w:val="21"/>
@@ -1330,7 +1330,7 @@
       </w:pPr>
       <w:r>
         <w:rPr>
-          <w:rFonts w:ascii="Arial" w:cs="Arial" w:eastAsia="Arial" w:hAnsi="Arial"/>
+          <w:rFonts w:ascii="Arial" w:eastAsia="Malgun Gothic" w:hAnsi="Arial"/>
           <w:sz w:val="21"/>
           <w:szCs w:val="21"/>
         </w:rPr>
@@ -1344,7 +1344,7 @@
       </w:pPr>
       <w:r>
         <w:rPr>
-          <w:rFonts w:ascii="Arial" w:cs="Arial" w:eastAsia="Arial" w:hAnsi="Arial"/>
+          <w:rFonts w:ascii="Arial" w:eastAsia="Malgun Gothic" w:hAnsi="Arial"/>
           <w:b/>
           <w:bCs/>
           <w:sz w:val="21"/>
@@ -1359,7 +1359,7 @@
       </w:pPr>
       <w:r>
         <w:rPr>
-          <w:rFonts w:ascii="Arial" w:cs="Arial" w:eastAsia="Arial" w:hAnsi="Arial"/>
+          <w:rFonts w:ascii="Arial" w:eastAsia="Malgun Gothic" w:hAnsi="Arial"/>
           <w:sz w:val="21"/>
           <w:szCs w:val="21"/>
         </w:rPr>
@@ -1373,7 +1373,7 @@
       </w:pPr>
       <w:r>
         <w:rPr>
-          <w:rFonts w:ascii="Arial" w:cs="Arial" w:eastAsia="Arial" w:hAnsi="Arial"/>
+          <w:rFonts w:ascii="Arial" w:eastAsia="Malgun Gothic" w:hAnsi="Arial"/>
           <w:b/>
           <w:bCs/>
           <w:sz w:val="21"/>
@@ -1388,7 +1388,7 @@
       </w:pPr>
       <w:r>
         <w:rPr>
-          <w:rFonts w:ascii="Arial" w:cs="Arial" w:eastAsia="Arial" w:hAnsi="Arial"/>
+          <w:rFonts w:ascii="Arial" w:eastAsia="Malgun Gothic" w:hAnsi="Arial"/>
           <w:sz w:val="21"/>
           <w:szCs w:val="21"/>
         </w:rPr>
@@ -1405,7 +1405,7 @@
       </w:pPr>
       <w:r>
         <w:rPr>
-          <w:rFonts w:ascii="Arial" w:cs="Arial" w:eastAsia="Arial" w:hAnsi="Arial"/>
+          <w:rFonts w:ascii="Arial" w:eastAsia="Malgun Gothic" w:hAnsi="Arial"/>
           <w:b/>
           <w:bCs/>
           <w:sz w:val="23"/>
@@ -1421,7 +1421,7 @@
       </w:pPr>
       <w:r>
         <w:rPr>
-          <w:rFonts w:ascii="Arial" w:cs="Arial" w:eastAsia="Arial" w:hAnsi="Arial"/>
+          <w:rFonts w:ascii="Arial" w:eastAsia="Malgun Gothic" w:hAnsi="Arial"/>
           <w:b/>
           <w:bCs/>
           <w:sz w:val="21"/>
@@ -1436,7 +1436,7 @@
       </w:pPr>
       <w:r>
         <w:rPr>
-          <w:rFonts w:ascii="Arial" w:cs="Arial" w:eastAsia="Arial" w:hAnsi="Arial"/>
+          <w:rFonts w:ascii="Arial" w:eastAsia="Malgun Gothic" w:hAnsi="Arial"/>
           <w:sz w:val="21"/>
           <w:szCs w:val="21"/>
         </w:rPr>
@@ -1450,7 +1450,7 @@
       </w:pPr>
       <w:r>
         <w:rPr>
-          <w:rFonts w:ascii="Arial" w:cs="Arial" w:eastAsia="Arial" w:hAnsi="Arial"/>
+          <w:rFonts w:ascii="Arial" w:eastAsia="Malgun Gothic" w:hAnsi="Arial"/>
           <w:b/>
           <w:bCs/>
           <w:sz w:val="21"/>
@@ -1465,7 +1465,7 @@
       </w:pPr>
       <w:r>
         <w:rPr>
-          <w:rFonts w:ascii="Arial" w:cs="Arial" w:eastAsia="Arial" w:hAnsi="Arial"/>
+          <w:rFonts w:ascii="Arial" w:eastAsia="Malgun Gothic" w:hAnsi="Arial"/>
           <w:sz w:val="21"/>
           <w:szCs w:val="21"/>
         </w:rPr>
@@ -1479,7 +1479,7 @@
       </w:pPr>
       <w:r>
         <w:rPr>
-          <w:rFonts w:ascii="Arial" w:cs="Arial" w:eastAsia="Arial" w:hAnsi="Arial"/>
+          <w:rFonts w:ascii="Arial" w:eastAsia="Malgun Gothic" w:hAnsi="Arial"/>
           <w:b/>
           <w:bCs/>
           <w:sz w:val="21"/>
@@ -1494,7 +1494,7 @@
       </w:pPr>
       <w:r>
         <w:rPr>
-          <w:rFonts w:ascii="Arial" w:cs="Arial" w:eastAsia="Arial" w:hAnsi="Arial"/>
+          <w:rFonts w:ascii="Arial" w:eastAsia="Malgun Gothic" w:hAnsi="Arial"/>
           <w:sz w:val="21"/>
           <w:szCs w:val="21"/>
         </w:rPr>
@@ -1508,7 +1508,7 @@
       </w:pPr>
       <w:r>
         <w:rPr>
-          <w:rFonts w:ascii="Arial" w:cs="Arial" w:eastAsia="Arial" w:hAnsi="Arial"/>
+          <w:rFonts w:ascii="Arial" w:eastAsia="Malgun Gothic" w:hAnsi="Arial"/>
           <w:b/>
           <w:bCs/>
           <w:sz w:val="21"/>
@@ -1523,11 +1523,11 @@
       </w:pPr>
       <w:r>
         <w:rPr>
-          <w:rFonts w:ascii="Arial" w:cs="Arial" w:eastAsia="Arial" w:hAnsi="Arial"/>
-          <w:sz w:val="21"/>
-          <w:szCs w:val="21"/>
-        </w:rPr>
-        <w:t xml:space="preserve">If the Developer incorporates into the Work Product any code or material that the Developer created before the Effective Date, the Developer will identify it in writing and grants the Client a perpetual, irrevocable, worldwide, royalty-free licence to use, modify and distribute it as part of the Work Product. The Developer will not reuse any part of the Work Product, or any code containing Confidential Information, for any other purpose.</w:t>
+          <w:rFonts w:ascii="Arial" w:eastAsia="Malgun Gothic" w:hAnsi="Arial"/>
+          <w:sz w:val="21"/>
+          <w:szCs w:val="21"/>
+        </w:rPr>
+        <w:t xml:space="preserve">If the Developer incorporates into the Work Product any code or material that the Developer created before the Effective Date, the Developer will identify it in Exhibit C or otherwise in writing before using it, and grants the Client a perpetual, irrevocable, worldwide, royalty-free licence to use, modify and distribute it as part of the Work Product. The Developer will not reuse any part of the Work Product, or any code containing Confidential Information, for any other purpose.</w:t>
       </w:r>
     </w:p>
     <w:p>
@@ -1537,7 +1537,7 @@
       </w:pPr>
       <w:r>
         <w:rPr>
-          <w:rFonts w:ascii="Arial" w:cs="Arial" w:eastAsia="Arial" w:hAnsi="Arial"/>
+          <w:rFonts w:ascii="Arial" w:eastAsia="Malgun Gothic" w:hAnsi="Arial"/>
           <w:b/>
           <w:bCs/>
           <w:sz w:val="21"/>
@@ -1552,7 +1552,7 @@
       </w:pPr>
       <w:r>
         <w:rPr>
-          <w:rFonts w:ascii="Arial" w:cs="Arial" w:eastAsia="Arial" w:hAnsi="Arial"/>
+          <w:rFonts w:ascii="Arial" w:eastAsia="Malgun Gothic" w:hAnsi="Arial"/>
           <w:sz w:val="21"/>
           <w:szCs w:val="21"/>
         </w:rPr>
@@ -1569,7 +1569,7 @@
       </w:pPr>
       <w:r>
         <w:rPr>
-          <w:rFonts w:ascii="Arial" w:cs="Arial" w:eastAsia="Arial" w:hAnsi="Arial"/>
+          <w:rFonts w:ascii="Arial" w:eastAsia="Malgun Gothic" w:hAnsi="Arial"/>
           <w:b/>
           <w:bCs/>
           <w:sz w:val="23"/>
@@ -1585,7 +1585,7 @@
       </w:pPr>
       <w:r>
         <w:rPr>
-          <w:rFonts w:ascii="Arial" w:cs="Arial" w:eastAsia="Arial" w:hAnsi="Arial"/>
+          <w:rFonts w:ascii="Arial" w:eastAsia="Malgun Gothic" w:hAnsi="Arial"/>
           <w:b/>
           <w:bCs/>
           <w:sz w:val="21"/>
@@ -1600,7 +1600,7 @@
       </w:pPr>
       <w:r>
         <w:rPr>
-          <w:rFonts w:ascii="Arial" w:cs="Arial" w:eastAsia="Arial" w:hAnsi="Arial"/>
+          <w:rFonts w:ascii="Arial" w:eastAsia="Malgun Gothic" w:hAnsi="Arial"/>
           <w:sz w:val="21"/>
           <w:szCs w:val="21"/>
         </w:rPr>
@@ -1614,7 +1614,7 @@
       </w:pPr>
       <w:r>
         <w:rPr>
-          <w:rFonts w:ascii="Arial" w:cs="Arial" w:eastAsia="Arial" w:hAnsi="Arial"/>
+          <w:rFonts w:ascii="Arial" w:eastAsia="Malgun Gothic" w:hAnsi="Arial"/>
           <w:b/>
           <w:bCs/>
           <w:sz w:val="21"/>
@@ -1629,7 +1629,7 @@
       </w:pPr>
       <w:r>
         <w:rPr>
-          <w:rFonts w:ascii="Arial" w:cs="Arial" w:eastAsia="Arial" w:hAnsi="Arial"/>
+          <w:rFonts w:ascii="Arial" w:eastAsia="Malgun Gothic" w:hAnsi="Arial"/>
           <w:sz w:val="21"/>
           <w:szCs w:val="21"/>
         </w:rPr>
@@ -1643,7 +1643,7 @@
       </w:pPr>
       <w:r>
         <w:rPr>
-          <w:rFonts w:ascii="Arial" w:cs="Arial" w:eastAsia="Arial" w:hAnsi="Arial"/>
+          <w:rFonts w:ascii="Arial" w:eastAsia="Malgun Gothic" w:hAnsi="Arial"/>
           <w:b/>
           <w:bCs/>
           <w:sz w:val="21"/>
@@ -1658,7 +1658,7 @@
       </w:pPr>
       <w:r>
         <w:rPr>
-          <w:rFonts w:ascii="Arial" w:cs="Arial" w:eastAsia="Arial" w:hAnsi="Arial"/>
+          <w:rFonts w:ascii="Arial" w:eastAsia="Malgun Gothic" w:hAnsi="Arial"/>
           <w:sz w:val="21"/>
           <w:szCs w:val="21"/>
         </w:rPr>
@@ -1675,7 +1675,7 @@
       </w:pPr>
       <w:r>
         <w:rPr>
-          <w:rFonts w:ascii="Arial" w:cs="Arial" w:eastAsia="Arial" w:hAnsi="Arial"/>
+          <w:rFonts w:ascii="Arial" w:eastAsia="Malgun Gothic" w:hAnsi="Arial"/>
           <w:b/>
           <w:bCs/>
           <w:sz w:val="23"/>
@@ -1691,7 +1691,7 @@
       </w:pPr>
       <w:r>
         <w:rPr>
-          <w:rFonts w:ascii="Arial" w:cs="Arial" w:eastAsia="Arial" w:hAnsi="Arial"/>
+          <w:rFonts w:ascii="Arial" w:eastAsia="Malgun Gothic" w:hAnsi="Arial"/>
           <w:b/>
           <w:bCs/>
           <w:sz w:val="21"/>
@@ -1706,7 +1706,7 @@
       </w:pPr>
       <w:r>
         <w:rPr>
-          <w:rFonts w:ascii="Arial" w:cs="Arial" w:eastAsia="Arial" w:hAnsi="Arial"/>
+          <w:rFonts w:ascii="Arial" w:eastAsia="Malgun Gothic" w:hAnsi="Arial"/>
           <w:sz w:val="21"/>
           <w:szCs w:val="21"/>
         </w:rPr>
@@ -1720,7 +1720,7 @@
       </w:pPr>
       <w:r>
         <w:rPr>
-          <w:rFonts w:ascii="Arial" w:cs="Arial" w:eastAsia="Arial" w:hAnsi="Arial"/>
+          <w:rFonts w:ascii="Arial" w:eastAsia="Malgun Gothic" w:hAnsi="Arial"/>
           <w:b/>
           <w:bCs/>
           <w:sz w:val="21"/>
@@ -1735,7 +1735,7 @@
       </w:pPr>
       <w:r>
         <w:rPr>
-          <w:rFonts w:ascii="Arial" w:cs="Arial" w:eastAsia="Arial" w:hAnsi="Arial"/>
+          <w:rFonts w:ascii="Arial" w:eastAsia="Malgun Gothic" w:hAnsi="Arial"/>
           <w:sz w:val="21"/>
           <w:szCs w:val="21"/>
         </w:rPr>
@@ -1752,7 +1752,7 @@
       </w:pPr>
       <w:r>
         <w:rPr>
-          <w:rFonts w:ascii="Arial" w:cs="Arial" w:eastAsia="Arial" w:hAnsi="Arial"/>
+          <w:rFonts w:ascii="Arial" w:eastAsia="Malgun Gothic" w:hAnsi="Arial"/>
           <w:b/>
           <w:bCs/>
           <w:sz w:val="23"/>
@@ -1767,7 +1767,7 @@
       </w:pPr>
       <w:r>
         <w:rPr>
-          <w:rFonts w:ascii="Arial" w:cs="Arial" w:eastAsia="Arial" w:hAnsi="Arial"/>
+          <w:rFonts w:ascii="Arial" w:eastAsia="Malgun Gothic" w:hAnsi="Arial"/>
           <w:sz w:val="21"/>
           <w:szCs w:val="21"/>
         </w:rPr>
@@ -1784,7 +1784,7 @@
       </w:pPr>
       <w:r>
         <w:rPr>
-          <w:rFonts w:ascii="Arial" w:cs="Arial" w:eastAsia="Arial" w:hAnsi="Arial"/>
+          <w:rFonts w:ascii="Arial" w:eastAsia="Malgun Gothic" w:hAnsi="Arial"/>
           <w:b/>
           <w:bCs/>
           <w:sz w:val="23"/>
@@ -1800,7 +1800,7 @@
       </w:pPr>
       <w:r>
         <w:rPr>
-          <w:rFonts w:ascii="Arial" w:cs="Arial" w:eastAsia="Arial" w:hAnsi="Arial"/>
+          <w:rFonts w:ascii="Arial" w:eastAsia="Malgun Gothic" w:hAnsi="Arial"/>
           <w:b/>
           <w:bCs/>
           <w:sz w:val="21"/>
@@ -1815,7 +1815,7 @@
       </w:pPr>
       <w:r>
         <w:rPr>
-          <w:rFonts w:ascii="Arial" w:cs="Arial" w:eastAsia="Arial" w:hAnsi="Arial"/>
+          <w:rFonts w:ascii="Arial" w:eastAsia="Malgun Gothic" w:hAnsi="Arial"/>
           <w:sz w:val="21"/>
           <w:szCs w:val="21"/>
         </w:rPr>
@@ -1829,7 +1829,7 @@
       </w:pPr>
       <w:r>
         <w:rPr>
-          <w:rFonts w:ascii="Arial" w:cs="Arial" w:eastAsia="Arial" w:hAnsi="Arial"/>
+          <w:rFonts w:ascii="Arial" w:eastAsia="Malgun Gothic" w:hAnsi="Arial"/>
           <w:b/>
           <w:bCs/>
           <w:sz w:val="21"/>
@@ -1844,7 +1844,7 @@
       </w:pPr>
       <w:r>
         <w:rPr>
-          <w:rFonts w:ascii="Arial" w:cs="Arial" w:eastAsia="Arial" w:hAnsi="Arial"/>
+          <w:rFonts w:ascii="Arial" w:eastAsia="Malgun Gothic" w:hAnsi="Arial"/>
           <w:sz w:val="21"/>
           <w:szCs w:val="21"/>
         </w:rPr>
@@ -1861,7 +1861,7 @@
       </w:pPr>
       <w:r>
         <w:rPr>
-          <w:rFonts w:ascii="Arial" w:cs="Arial" w:eastAsia="Arial" w:hAnsi="Arial"/>
+          <w:rFonts w:ascii="Arial" w:eastAsia="Malgun Gothic" w:hAnsi="Arial"/>
           <w:b/>
           <w:bCs/>
           <w:sz w:val="23"/>
@@ -1877,7 +1877,7 @@
       </w:pPr>
       <w:r>
         <w:rPr>
-          <w:rFonts w:ascii="Arial" w:cs="Arial" w:eastAsia="Arial" w:hAnsi="Arial"/>
+          <w:rFonts w:ascii="Arial" w:eastAsia="Malgun Gothic" w:hAnsi="Arial"/>
           <w:b/>
           <w:bCs/>
           <w:sz w:val="21"/>
@@ -1892,7 +1892,7 @@
       </w:pPr>
       <w:r>
         <w:rPr>
-          <w:rFonts w:ascii="Arial" w:cs="Arial" w:eastAsia="Arial" w:hAnsi="Arial"/>
+          <w:rFonts w:ascii="Arial" w:eastAsia="Malgun Gothic" w:hAnsi="Arial"/>
           <w:sz w:val="21"/>
           <w:szCs w:val="21"/>
         </w:rPr>
@@ -1900,7 +1900,7 @@
       </w:r>
       <w:r>
         <w:rPr>
-          <w:rFonts w:ascii="Arial" w:cs="Arial" w:eastAsia="Arial" w:hAnsi="Arial"/>
+          <w:rFonts w:ascii="Arial" w:eastAsia="Malgun Gothic" w:hAnsi="Arial"/>
           <w:b/>
           <w:bCs/>
           <w:sz w:val="21"/>
@@ -1911,7 +1911,7 @@
       </w:r>
       <w:r>
         <w:rPr>
-          <w:rFonts w:ascii="Arial" w:cs="Arial" w:eastAsia="Arial" w:hAnsi="Arial"/>
+          <w:rFonts w:ascii="Arial" w:eastAsia="Malgun Gothic" w:hAnsi="Arial"/>
           <w:sz w:val="21"/>
           <w:szCs w:val="21"/>
         </w:rPr>
@@ -1919,7 +1919,7 @@
       </w:r>
       <w:r>
         <w:rPr>
-          <w:rFonts w:ascii="Arial" w:cs="Arial" w:eastAsia="Arial" w:hAnsi="Arial"/>
+          <w:rFonts w:ascii="Arial" w:eastAsia="Malgun Gothic" w:hAnsi="Arial"/>
           <w:b/>
           <w:bCs/>
           <w:sz w:val="21"/>
@@ -1929,7 +1929,7 @@
       </w:r>
       <w:r>
         <w:rPr>
-          <w:rFonts w:ascii="Arial" w:cs="Arial" w:eastAsia="Arial" w:hAnsi="Arial"/>
+          <w:rFonts w:ascii="Arial" w:eastAsia="Malgun Gothic" w:hAnsi="Arial"/>
           <w:sz w:val="21"/>
           <w:szCs w:val="21"/>
         </w:rPr>
@@ -1943,7 +1943,7 @@
       </w:pPr>
       <w:r>
         <w:rPr>
-          <w:rFonts w:ascii="Arial" w:cs="Arial" w:eastAsia="Arial" w:hAnsi="Arial"/>
+          <w:rFonts w:ascii="Arial" w:eastAsia="Malgun Gothic" w:hAnsi="Arial"/>
           <w:b/>
           <w:bCs/>
           <w:sz w:val="21"/>
@@ -1958,7 +1958,7 @@
       </w:pPr>
       <w:r>
         <w:rPr>
-          <w:rFonts w:ascii="Arial" w:cs="Arial" w:eastAsia="Arial" w:hAnsi="Arial"/>
+          <w:rFonts w:ascii="Arial" w:eastAsia="Malgun Gothic" w:hAnsi="Arial"/>
           <w:sz w:val="21"/>
           <w:szCs w:val="21"/>
         </w:rPr>
@@ -1972,7 +1972,7 @@
       </w:pPr>
       <w:r>
         <w:rPr>
-          <w:rFonts w:ascii="Arial" w:cs="Arial" w:eastAsia="Arial" w:hAnsi="Arial"/>
+          <w:rFonts w:ascii="Arial" w:eastAsia="Malgun Gothic" w:hAnsi="Arial"/>
           <w:b/>
           <w:bCs/>
           <w:sz w:val="21"/>
@@ -1987,7 +1987,7 @@
       </w:pPr>
       <w:r>
         <w:rPr>
-          <w:rFonts w:ascii="Arial" w:cs="Arial" w:eastAsia="Arial" w:hAnsi="Arial"/>
+          <w:rFonts w:ascii="Arial" w:eastAsia="Malgun Gothic" w:hAnsi="Arial"/>
           <w:sz w:val="21"/>
           <w:szCs w:val="21"/>
         </w:rPr>
@@ -2001,7 +2001,7 @@
       </w:pPr>
       <w:r>
         <w:rPr>
-          <w:rFonts w:ascii="Arial" w:cs="Arial" w:eastAsia="Arial" w:hAnsi="Arial"/>
+          <w:rFonts w:ascii="Arial" w:eastAsia="Malgun Gothic" w:hAnsi="Arial"/>
           <w:b/>
           <w:bCs/>
           <w:sz w:val="21"/>
@@ -2016,7 +2016,7 @@
       </w:pPr>
       <w:r>
         <w:rPr>
-          <w:rFonts w:ascii="Arial" w:cs="Arial" w:eastAsia="Arial" w:hAnsi="Arial"/>
+          <w:rFonts w:ascii="Arial" w:eastAsia="Malgun Gothic" w:hAnsi="Arial"/>
           <w:sz w:val="21"/>
           <w:szCs w:val="21"/>
         </w:rPr>
@@ -2034,7 +2034,7 @@
       </w:pPr>
       <w:r>
         <w:rPr>
-          <w:rFonts w:ascii="Arial" w:cs="Arial" w:eastAsia="Arial" w:hAnsi="Arial"/>
+          <w:rFonts w:ascii="Arial" w:eastAsia="Malgun Gothic" w:hAnsi="Arial"/>
           <w:sz w:val="21"/>
           <w:szCs w:val="21"/>
         </w:rPr>
@@ -2052,7 +2052,7 @@
       </w:pPr>
       <w:r>
         <w:rPr>
-          <w:rFonts w:ascii="Arial" w:cs="Arial" w:eastAsia="Arial" w:hAnsi="Arial"/>
+          <w:rFonts w:ascii="Arial" w:eastAsia="Malgun Gothic" w:hAnsi="Arial"/>
           <w:sz w:val="21"/>
           <w:szCs w:val="21"/>
         </w:rPr>
@@ -2070,7 +2070,7 @@
       </w:pPr>
       <w:r>
         <w:rPr>
-          <w:rFonts w:ascii="Arial" w:cs="Arial" w:eastAsia="Arial" w:hAnsi="Arial"/>
+          <w:rFonts w:ascii="Arial" w:eastAsia="Malgun Gothic" w:hAnsi="Arial"/>
           <w:sz w:val="21"/>
           <w:szCs w:val="21"/>
         </w:rPr>
@@ -2088,7 +2088,7 @@
       </w:pPr>
       <w:r>
         <w:rPr>
-          <w:rFonts w:ascii="Arial" w:cs="Arial" w:eastAsia="Arial" w:hAnsi="Arial"/>
+          <w:rFonts w:ascii="Arial" w:eastAsia="Malgun Gothic" w:hAnsi="Arial"/>
           <w:sz w:val="21"/>
           <w:szCs w:val="21"/>
         </w:rPr>
@@ -2105,7 +2105,7 @@
       </w:pPr>
       <w:r>
         <w:rPr>
-          <w:rFonts w:ascii="Arial" w:cs="Arial" w:eastAsia="Arial" w:hAnsi="Arial"/>
+          <w:rFonts w:ascii="Arial" w:eastAsia="Malgun Gothic" w:hAnsi="Arial"/>
           <w:b/>
           <w:bCs/>
           <w:sz w:val="23"/>
@@ -2121,7 +2121,7 @@
       </w:pPr>
       <w:r>
         <w:rPr>
-          <w:rFonts w:ascii="Arial" w:cs="Arial" w:eastAsia="Arial" w:hAnsi="Arial"/>
+          <w:rFonts w:ascii="Arial" w:eastAsia="Malgun Gothic" w:hAnsi="Arial"/>
           <w:b/>
           <w:bCs/>
           <w:sz w:val="21"/>
@@ -2136,7 +2136,7 @@
       </w:pPr>
       <w:r>
         <w:rPr>
-          <w:rFonts w:ascii="Arial" w:cs="Arial" w:eastAsia="Arial" w:hAnsi="Arial"/>
+          <w:rFonts w:ascii="Arial" w:eastAsia="Malgun Gothic" w:hAnsi="Arial"/>
           <w:sz w:val="21"/>
           <w:szCs w:val="21"/>
         </w:rPr>
@@ -2150,7 +2150,7 @@
       </w:pPr>
       <w:r>
         <w:rPr>
-          <w:rFonts w:ascii="Arial" w:cs="Arial" w:eastAsia="Arial" w:hAnsi="Arial"/>
+          <w:rFonts w:ascii="Arial" w:eastAsia="Malgun Gothic" w:hAnsi="Arial"/>
           <w:b/>
           <w:bCs/>
           <w:sz w:val="21"/>
@@ -2165,7 +2165,7 @@
       </w:pPr>
       <w:r>
         <w:rPr>
-          <w:rFonts w:ascii="Arial" w:cs="Arial" w:eastAsia="Arial" w:hAnsi="Arial"/>
+          <w:rFonts w:ascii="Arial" w:eastAsia="Malgun Gothic" w:hAnsi="Arial"/>
           <w:sz w:val="21"/>
           <w:szCs w:val="21"/>
         </w:rPr>
@@ -2182,7 +2182,7 @@
       </w:pPr>
       <w:r>
         <w:rPr>
-          <w:rFonts w:ascii="Arial" w:cs="Arial" w:eastAsia="Arial" w:hAnsi="Arial"/>
+          <w:rFonts w:ascii="Arial" w:eastAsia="Malgun Gothic" w:hAnsi="Arial"/>
           <w:b/>
           <w:bCs/>
           <w:sz w:val="23"/>
@@ -2198,7 +2198,7 @@
       </w:pPr>
       <w:r>
         <w:rPr>
-          <w:rFonts w:ascii="Arial" w:cs="Arial" w:eastAsia="Arial" w:hAnsi="Arial"/>
+          <w:rFonts w:ascii="Arial" w:eastAsia="Malgun Gothic" w:hAnsi="Arial"/>
           <w:b/>
           <w:bCs/>
           <w:sz w:val="21"/>
@@ -2213,7 +2213,7 @@
       </w:pPr>
       <w:r>
         <w:rPr>
-          <w:rFonts w:ascii="Arial" w:cs="Arial" w:eastAsia="Arial" w:hAnsi="Arial"/>
+          <w:rFonts w:ascii="Arial" w:eastAsia="Malgun Gothic" w:hAnsi="Arial"/>
           <w:sz w:val="21"/>
           <w:szCs w:val="21"/>
         </w:rPr>
@@ -2227,7 +2227,7 @@
       </w:pPr>
       <w:r>
         <w:rPr>
-          <w:rFonts w:ascii="Arial" w:cs="Arial" w:eastAsia="Arial" w:hAnsi="Arial"/>
+          <w:rFonts w:ascii="Arial" w:eastAsia="Malgun Gothic" w:hAnsi="Arial"/>
           <w:b/>
           <w:bCs/>
           <w:sz w:val="21"/>
@@ -2242,7 +2242,7 @@
       </w:pPr>
       <w:r>
         <w:rPr>
-          <w:rFonts w:ascii="Arial" w:cs="Arial" w:eastAsia="Arial" w:hAnsi="Arial"/>
+          <w:rFonts w:ascii="Arial" w:eastAsia="Malgun Gothic" w:hAnsi="Arial"/>
           <w:sz w:val="21"/>
           <w:szCs w:val="21"/>
         </w:rPr>
@@ -2256,7 +2256,7 @@
       </w:pPr>
       <w:r>
         <w:rPr>
-          <w:rFonts w:ascii="Arial" w:cs="Arial" w:eastAsia="Arial" w:hAnsi="Arial"/>
+          <w:rFonts w:ascii="Arial" w:eastAsia="Malgun Gothic" w:hAnsi="Arial"/>
           <w:b/>
           <w:bCs/>
           <w:sz w:val="21"/>
@@ -2271,7 +2271,7 @@
       </w:pPr>
       <w:r>
         <w:rPr>
-          <w:rFonts w:ascii="Arial" w:cs="Arial" w:eastAsia="Arial" w:hAnsi="Arial"/>
+          <w:rFonts w:ascii="Arial" w:eastAsia="Malgun Gothic" w:hAnsi="Arial"/>
           <w:sz w:val="21"/>
           <w:szCs w:val="21"/>
         </w:rPr>
@@ -2285,7 +2285,7 @@
       </w:pPr>
       <w:r>
         <w:rPr>
-          <w:rFonts w:ascii="Arial" w:cs="Arial" w:eastAsia="Arial" w:hAnsi="Arial"/>
+          <w:rFonts w:ascii="Arial" w:eastAsia="Malgun Gothic" w:hAnsi="Arial"/>
           <w:b/>
           <w:bCs/>
           <w:sz w:val="21"/>
@@ -2300,7 +2300,7 @@
       </w:pPr>
       <w:r>
         <w:rPr>
-          <w:rFonts w:ascii="Arial" w:cs="Arial" w:eastAsia="Arial" w:hAnsi="Arial"/>
+          <w:rFonts w:ascii="Arial" w:eastAsia="Malgun Gothic" w:hAnsi="Arial"/>
           <w:sz w:val="21"/>
           <w:szCs w:val="21"/>
         </w:rPr>
@@ -2314,7 +2314,7 @@
       </w:pPr>
       <w:r>
         <w:rPr>
-          <w:rFonts w:ascii="Arial" w:cs="Arial" w:eastAsia="Arial" w:hAnsi="Arial"/>
+          <w:rFonts w:ascii="Arial" w:eastAsia="Malgun Gothic" w:hAnsi="Arial"/>
           <w:b/>
           <w:bCs/>
           <w:sz w:val="21"/>
@@ -2329,7 +2329,7 @@
       </w:pPr>
       <w:r>
         <w:rPr>
-          <w:rFonts w:ascii="Arial" w:cs="Arial" w:eastAsia="Arial" w:hAnsi="Arial"/>
+          <w:rFonts w:ascii="Arial" w:eastAsia="Malgun Gothic" w:hAnsi="Arial"/>
           <w:sz w:val="21"/>
           <w:szCs w:val="21"/>
         </w:rPr>
@@ -2343,7 +2343,7 @@
       </w:pPr>
       <w:r>
         <w:rPr>
-          <w:rFonts w:ascii="Arial" w:cs="Arial" w:eastAsia="Arial" w:hAnsi="Arial"/>
+          <w:rFonts w:ascii="Arial" w:eastAsia="Malgun Gothic" w:hAnsi="Arial"/>
           <w:b/>
           <w:bCs/>
           <w:sz w:val="21"/>
@@ -2358,7 +2358,7 @@
       </w:pPr>
       <w:r>
         <w:rPr>
-          <w:rFonts w:ascii="Arial" w:cs="Arial" w:eastAsia="Arial" w:hAnsi="Arial"/>
+          <w:rFonts w:ascii="Arial" w:eastAsia="Malgun Gothic" w:hAnsi="Arial"/>
           <w:sz w:val="21"/>
           <w:szCs w:val="21"/>
         </w:rPr>
@@ -2372,7 +2372,7 @@
       </w:pPr>
       <w:r>
         <w:rPr>
-          <w:rFonts w:ascii="Arial" w:cs="Arial" w:eastAsia="Arial" w:hAnsi="Arial"/>
+          <w:rFonts w:ascii="Arial" w:eastAsia="Malgun Gothic" w:hAnsi="Arial"/>
           <w:b/>
           <w:bCs/>
           <w:sz w:val="21"/>
@@ -2387,7 +2387,7 @@
       </w:pPr>
       <w:r>
         <w:rPr>
-          <w:rFonts w:ascii="Arial" w:cs="Arial" w:eastAsia="Arial" w:hAnsi="Arial"/>
+          <w:rFonts w:ascii="Arial" w:eastAsia="Malgun Gothic" w:hAnsi="Arial"/>
           <w:sz w:val="21"/>
           <w:szCs w:val="21"/>
         </w:rPr>
@@ -2401,7 +2401,7 @@
       </w:pPr>
       <w:r>
         <w:rPr>
-          <w:rFonts w:ascii="Arial" w:cs="Arial" w:eastAsia="Arial" w:hAnsi="Arial"/>
+          <w:rFonts w:ascii="Arial" w:eastAsia="Malgun Gothic" w:hAnsi="Arial"/>
           <w:b/>
           <w:bCs/>
           <w:sz w:val="21"/>
@@ -2416,7 +2416,7 @@
       </w:pPr>
       <w:r>
         <w:rPr>
-          <w:rFonts w:ascii="Arial" w:cs="Arial" w:eastAsia="Arial" w:hAnsi="Arial"/>
+          <w:rFonts w:ascii="Arial" w:eastAsia="Malgun Gothic" w:hAnsi="Arial"/>
           <w:sz w:val="21"/>
           <w:szCs w:val="21"/>
         </w:rPr>
@@ -2430,7 +2430,7 @@
       </w:pPr>
       <w:r>
         <w:rPr>
-          <w:rFonts w:ascii="Arial" w:cs="Arial" w:eastAsia="Arial" w:hAnsi="Arial"/>
+          <w:rFonts w:ascii="Arial" w:eastAsia="Malgun Gothic" w:hAnsi="Arial"/>
           <w:b/>
           <w:bCs/>
           <w:sz w:val="21"/>
@@ -2475,7 +2475,7 @@
             </w:pPr>
             <w:r>
               <w:rPr>
-                <w:rFonts w:ascii="Arial" w:cs="Arial" w:eastAsia="Arial" w:hAnsi="Arial"/>
+                <w:rFonts w:ascii="Arial" w:eastAsia="Malgun Gothic" w:hAnsi="Arial"/>
                 <w:b/>
                 <w:bCs/>
                 <w:sz w:val="21"/>
@@ -2490,7 +2490,7 @@
             </w:pPr>
             <w:r>
               <w:rPr>
-                <w:rFonts w:ascii="Arial" w:cs="Arial" w:eastAsia="Arial" w:hAnsi="Arial"/>
+                <w:rFonts w:ascii="Arial" w:eastAsia="Malgun Gothic" w:hAnsi="Arial"/>
                 <w:sz w:val="21"/>
                 <w:szCs w:val="21"/>
               </w:rPr>
@@ -2503,7 +2503,7 @@
             </w:pPr>
             <w:r>
               <w:rPr>
-                <w:rFonts w:ascii="Arial" w:cs="Arial" w:eastAsia="Arial" w:hAnsi="Arial"/>
+                <w:rFonts w:ascii="Arial" w:eastAsia="Malgun Gothic" w:hAnsi="Arial"/>
                 <w:sz w:val="21"/>
                 <w:szCs w:val="21"/>
               </w:rPr>
@@ -2511,7 +2511,7 @@
             </w:r>
             <w:r>
               <w:rPr>
-                <w:rFonts w:ascii="Arial" w:cs="Arial" w:eastAsia="Arial" w:hAnsi="Arial"/>
+                <w:rFonts w:ascii="Arial" w:eastAsia="Malgun Gothic" w:hAnsi="Arial"/>
                 <w:sz w:val="21"/>
                 <w:szCs w:val="21"/>
               </w:rPr>
@@ -2524,7 +2524,7 @@
             </w:pPr>
             <w:r>
               <w:rPr>
-                <w:rFonts w:ascii="Arial" w:cs="Arial" w:eastAsia="Arial" w:hAnsi="Arial"/>
+                <w:rFonts w:ascii="Arial" w:eastAsia="Malgun Gothic" w:hAnsi="Arial"/>
                 <w:sz w:val="21"/>
                 <w:szCs w:val="21"/>
               </w:rPr>
@@ -2537,7 +2537,7 @@
             </w:pPr>
             <w:r>
               <w:rPr>
-                <w:rFonts w:ascii="Arial" w:cs="Arial" w:eastAsia="Arial" w:hAnsi="Arial"/>
+                <w:rFonts w:ascii="Arial" w:eastAsia="Malgun Gothic" w:hAnsi="Arial"/>
                 <w:sz w:val="21"/>
                 <w:szCs w:val="21"/>
               </w:rPr>
@@ -2550,7 +2550,7 @@
             </w:pPr>
             <w:r>
               <w:rPr>
-                <w:rFonts w:ascii="Arial" w:cs="Arial" w:eastAsia="Arial" w:hAnsi="Arial"/>
+                <w:rFonts w:ascii="Arial" w:eastAsia="Malgun Gothic" w:hAnsi="Arial"/>
                 <w:sz w:val="21"/>
                 <w:szCs w:val="21"/>
               </w:rPr>
@@ -2558,7 +2558,7 @@
             </w:r>
             <w:r>
               <w:rPr>
-                <w:rFonts w:ascii="Arial" w:cs="Arial" w:eastAsia="Arial" w:hAnsi="Arial"/>
+                <w:rFonts w:ascii="Arial" w:eastAsia="Malgun Gothic" w:hAnsi="Arial"/>
                 <w:sz w:val="21"/>
                 <w:szCs w:val="21"/>
               </w:rPr>
@@ -2582,7 +2582,7 @@
             </w:pPr>
             <w:r>
               <w:rPr>
-                <w:rFonts w:ascii="Arial" w:cs="Arial" w:eastAsia="Arial" w:hAnsi="Arial"/>
+                <w:rFonts w:ascii="Arial" w:eastAsia="Malgun Gothic" w:hAnsi="Arial"/>
                 <w:b/>
                 <w:bCs/>
                 <w:sz w:val="21"/>
@@ -2597,7 +2597,7 @@
             </w:pPr>
             <w:r>
               <w:rPr>
-                <w:rFonts w:ascii="Arial" w:cs="Arial" w:eastAsia="Arial" w:hAnsi="Arial"/>
+                <w:rFonts w:ascii="Arial" w:eastAsia="Malgun Gothic" w:hAnsi="Arial"/>
                 <w:sz w:val="21"/>
                 <w:szCs w:val="21"/>
               </w:rPr>
@@ -2610,7 +2610,7 @@
             </w:pPr>
             <w:r>
               <w:rPr>
-                <w:rFonts w:ascii="Arial" w:cs="Arial" w:eastAsia="Arial" w:hAnsi="Arial"/>
+                <w:rFonts w:ascii="Arial" w:eastAsia="Malgun Gothic" w:hAnsi="Arial"/>
                 <w:sz w:val="21"/>
                 <w:szCs w:val="21"/>
               </w:rPr>
@@ -2618,7 +2618,7 @@
             </w:r>
             <w:r>
               <w:rPr>
-                <w:rFonts w:ascii="Arial" w:cs="Arial" w:eastAsia="Arial" w:hAnsi="Arial"/>
+                <w:rFonts w:ascii="Arial" w:eastAsia="Malgun Gothic" w:hAnsi="Arial"/>
                 <w:sz w:val="21"/>
                 <w:szCs w:val="21"/>
               </w:rPr>
@@ -2631,7 +2631,7 @@
             </w:pPr>
             <w:r>
               <w:rPr>
-                <w:rFonts w:ascii="Arial" w:cs="Arial" w:eastAsia="Arial" w:hAnsi="Arial"/>
+                <w:rFonts w:ascii="Arial" w:eastAsia="Malgun Gothic" w:hAnsi="Arial"/>
                 <w:sz w:val="21"/>
                 <w:szCs w:val="21"/>
               </w:rPr>
@@ -2639,7 +2639,7 @@
             </w:r>
             <w:r>
               <w:rPr>
-                <w:rFonts w:ascii="Arial" w:cs="Arial" w:eastAsia="Arial" w:hAnsi="Arial"/>
+                <w:rFonts w:ascii="Arial" w:eastAsia="Malgun Gothic" w:hAnsi="Arial"/>
                 <w:sz w:val="21"/>
                 <w:szCs w:val="21"/>
                 <w:highlight w:val="yellow"/>
@@ -2653,7 +2653,7 @@
             </w:pPr>
             <w:r>
               <w:rPr>
-                <w:rFonts w:ascii="Arial" w:cs="Arial" w:eastAsia="Arial" w:hAnsi="Arial"/>
+                <w:rFonts w:ascii="Arial" w:eastAsia="Malgun Gothic" w:hAnsi="Arial"/>
                 <w:sz w:val="21"/>
                 <w:szCs w:val="21"/>
               </w:rPr>
@@ -2666,7 +2666,7 @@
             </w:pPr>
             <w:r>
               <w:rPr>
-                <w:rFonts w:ascii="Arial" w:cs="Arial" w:eastAsia="Arial" w:hAnsi="Arial"/>
+                <w:rFonts w:ascii="Arial" w:eastAsia="Malgun Gothic" w:hAnsi="Arial"/>
                 <w:sz w:val="21"/>
                 <w:szCs w:val="21"/>
               </w:rPr>
@@ -2674,7 +2674,7 @@
             </w:r>
             <w:r>
               <w:rPr>
-                <w:rFonts w:ascii="Arial" w:cs="Arial" w:eastAsia="Arial" w:hAnsi="Arial"/>
+                <w:rFonts w:ascii="Arial" w:eastAsia="Malgun Gothic" w:hAnsi="Arial"/>
                 <w:sz w:val="21"/>
                 <w:szCs w:val="21"/>
               </w:rPr>
@@ -2695,7 +2695,7 @@
       </w:pPr>
       <w:r>
         <w:rPr>
-          <w:rFonts w:ascii="Arial" w:cs="Arial" w:eastAsia="Arial" w:hAnsi="Arial"/>
+          <w:rFonts w:ascii="Arial" w:eastAsia="Malgun Gothic" w:hAnsi="Arial"/>
           <w:b/>
           <w:bCs/>
           <w:sz w:val="23"/>
@@ -2711,7 +2711,7 @@
       </w:pPr>
       <w:r>
         <w:rPr>
-          <w:rFonts w:ascii="Arial" w:cs="Arial" w:eastAsia="Arial" w:hAnsi="Arial"/>
+          <w:rFonts w:ascii="Arial" w:eastAsia="Malgun Gothic" w:hAnsi="Arial"/>
           <w:b/>
           <w:bCs/>
           <w:sz w:val="21"/>
@@ -2726,7 +2726,7 @@
       </w:pPr>
       <w:r>
         <w:rPr>
-          <w:rFonts w:ascii="Arial" w:cs="Arial" w:eastAsia="Arial" w:hAnsi="Arial"/>
+          <w:rFonts w:ascii="Arial" w:eastAsia="Malgun Gothic" w:hAnsi="Arial"/>
           <w:sz w:val="21"/>
           <w:szCs w:val="21"/>
           <w:highlight w:val="yellow"/>
@@ -2741,7 +2741,7 @@
       </w:pPr>
       <w:r>
         <w:rPr>
-          <w:rFonts w:ascii="Arial" w:cs="Arial" w:eastAsia="Arial" w:hAnsi="Arial"/>
+          <w:rFonts w:ascii="Arial" w:eastAsia="Malgun Gothic" w:hAnsi="Arial"/>
           <w:b/>
           <w:bCs/>
           <w:sz w:val="21"/>
@@ -2761,7 +2761,7 @@
       </w:pPr>
       <w:r>
         <w:rPr>
-          <w:rFonts w:ascii="Arial" w:cs="Arial" w:eastAsia="Arial" w:hAnsi="Arial"/>
+          <w:rFonts w:ascii="Arial" w:eastAsia="Malgun Gothic" w:hAnsi="Arial"/>
           <w:sz w:val="21"/>
           <w:szCs w:val="21"/>
           <w:highlight w:val="yellow"/>
@@ -2780,7 +2780,7 @@
       </w:pPr>
       <w:r>
         <w:rPr>
-          <w:rFonts w:ascii="Arial" w:cs="Arial" w:eastAsia="Arial" w:hAnsi="Arial"/>
+          <w:rFonts w:ascii="Arial" w:eastAsia="Malgun Gothic" w:hAnsi="Arial"/>
           <w:sz w:val="21"/>
           <w:szCs w:val="21"/>
           <w:highlight w:val="yellow"/>
@@ -2799,7 +2799,7 @@
       </w:pPr>
       <w:r>
         <w:rPr>
-          <w:rFonts w:ascii="Arial" w:cs="Arial" w:eastAsia="Arial" w:hAnsi="Arial"/>
+          <w:rFonts w:ascii="Arial" w:eastAsia="Malgun Gothic" w:hAnsi="Arial"/>
           <w:sz w:val="21"/>
           <w:szCs w:val="21"/>
           <w:highlight w:val="yellow"/>
@@ -2818,7 +2818,7 @@
       </w:pPr>
       <w:r>
         <w:rPr>
-          <w:rFonts w:ascii="Arial" w:cs="Arial" w:eastAsia="Arial" w:hAnsi="Arial"/>
+          <w:rFonts w:ascii="Arial" w:eastAsia="Malgun Gothic" w:hAnsi="Arial"/>
           <w:sz w:val="21"/>
           <w:szCs w:val="21"/>
           <w:highlight w:val="yellow"/>
@@ -2837,7 +2837,7 @@
       </w:pPr>
       <w:r>
         <w:rPr>
-          <w:rFonts w:ascii="Arial" w:cs="Arial" w:eastAsia="Arial" w:hAnsi="Arial"/>
+          <w:rFonts w:ascii="Arial" w:eastAsia="Malgun Gothic" w:hAnsi="Arial"/>
           <w:sz w:val="21"/>
           <w:szCs w:val="21"/>
           <w:highlight w:val="yellow"/>
@@ -2856,7 +2856,7 @@
       </w:pPr>
       <w:r>
         <w:rPr>
-          <w:rFonts w:ascii="Arial" w:cs="Arial" w:eastAsia="Arial" w:hAnsi="Arial"/>
+          <w:rFonts w:ascii="Arial" w:eastAsia="Malgun Gothic" w:hAnsi="Arial"/>
           <w:sz w:val="21"/>
           <w:szCs w:val="21"/>
           <w:highlight w:val="yellow"/>
@@ -2871,7 +2871,7 @@
       </w:pPr>
       <w:r>
         <w:rPr>
-          <w:rFonts w:ascii="Arial" w:cs="Arial" w:eastAsia="Arial" w:hAnsi="Arial"/>
+          <w:rFonts w:ascii="Arial" w:eastAsia="Malgun Gothic" w:hAnsi="Arial"/>
           <w:b/>
           <w:bCs/>
           <w:sz w:val="21"/>
@@ -2886,7 +2886,7 @@
       </w:pPr>
       <w:r>
         <w:rPr>
-          <w:rFonts w:ascii="Arial" w:cs="Arial" w:eastAsia="Arial" w:hAnsi="Arial"/>
+          <w:rFonts w:ascii="Arial" w:eastAsia="Malgun Gothic" w:hAnsi="Arial"/>
           <w:sz w:val="21"/>
           <w:szCs w:val="21"/>
           <w:highlight w:val="yellow"/>
@@ -2901,7 +2901,7 @@
       </w:pPr>
       <w:r>
         <w:rPr>
-          <w:rFonts w:ascii="Arial" w:cs="Arial" w:eastAsia="Arial" w:hAnsi="Arial"/>
+          <w:rFonts w:ascii="Arial" w:eastAsia="Malgun Gothic" w:hAnsi="Arial"/>
           <w:b/>
           <w:bCs/>
           <w:sz w:val="21"/>
@@ -2916,7 +2916,7 @@
       </w:pPr>
       <w:r>
         <w:rPr>
-          <w:rFonts w:ascii="Arial" w:cs="Arial" w:eastAsia="Arial" w:hAnsi="Arial"/>
+          <w:rFonts w:ascii="Arial" w:eastAsia="Malgun Gothic" w:hAnsi="Arial"/>
           <w:sz w:val="21"/>
           <w:szCs w:val="21"/>
           <w:highlight w:val="yellow"/>
@@ -2931,7 +2931,7 @@
       </w:pPr>
       <w:r>
         <w:rPr>
-          <w:rFonts w:ascii="Arial" w:cs="Arial" w:eastAsia="Arial" w:hAnsi="Arial"/>
+          <w:rFonts w:ascii="Arial" w:eastAsia="Malgun Gothic" w:hAnsi="Arial"/>
           <w:b/>
           <w:bCs/>
           <w:sz w:val="21"/>
@@ -2951,7 +2951,7 @@
       </w:pPr>
       <w:r>
         <w:rPr>
-          <w:rFonts w:ascii="Arial" w:cs="Arial" w:eastAsia="Arial" w:hAnsi="Arial"/>
+          <w:rFonts w:ascii="Arial" w:eastAsia="Malgun Gothic" w:hAnsi="Arial"/>
           <w:sz w:val="21"/>
           <w:szCs w:val="21"/>
           <w:highlight w:val="yellow"/>
@@ -2970,7 +2970,7 @@
       </w:pPr>
       <w:r>
         <w:rPr>
-          <w:rFonts w:ascii="Arial" w:cs="Arial" w:eastAsia="Arial" w:hAnsi="Arial"/>
+          <w:rFonts w:ascii="Arial" w:eastAsia="Malgun Gothic" w:hAnsi="Arial"/>
           <w:sz w:val="21"/>
           <w:szCs w:val="21"/>
           <w:highlight w:val="yellow"/>
@@ -2985,7 +2985,7 @@
       </w:pPr>
       <w:r>
         <w:rPr>
-          <w:rFonts w:ascii="Arial" w:cs="Arial" w:eastAsia="Arial" w:hAnsi="Arial"/>
+          <w:rFonts w:ascii="Arial" w:eastAsia="Malgun Gothic" w:hAnsi="Arial"/>
           <w:b/>
           <w:bCs/>
           <w:sz w:val="21"/>
@@ -3000,25 +3000,305 @@
       </w:pPr>
       <w:r>
         <w:rPr>
-          <w:rFonts w:ascii="Arial" w:cs="Arial" w:eastAsia="Arial" w:hAnsi="Arial"/>
+          <w:rFonts w:ascii="Arial" w:eastAsia="Malgun Gothic" w:hAnsi="Arial"/>
           <w:sz w:val="21"/>
           <w:szCs w:val="21"/>
           <w:highlight w:val="yellow"/>
         </w:rPr>
-        <w:t xml:space="preserve">[BRIKKA functional specification, version 1.1 (September 27, 2026), comprising the document guide, system overview, domain model, global rules, calculation rules with worked examples, screen specifications, data requirements, non-functional requirements, Phase 2 scope and screen list, together with the interactive mock-up provided by the Client.]</w:t>
-      </w:r>
-    </w:p>
-    <w:p>
-      <w:pPr>
-        <w:spacing w:after="120" w:line="276"/>
-      </w:pPr>
-      <w:r>
-        <w:rPr>
-          <w:rFonts w:ascii="Arial" w:cs="Arial" w:eastAsia="Arial" w:hAnsi="Arial"/>
-          <w:sz w:val="21"/>
-          <w:szCs w:val="21"/>
-        </w:rPr>
-        <w:t xml:space="preserve">The Client will provide the Developer with access to the current version of the Specification. Revisions are made under Section 2.4; the most recent version approved by the Client in writing governs.</w:t>
+        <w:t xml:space="preserve">[BRIKKA functional specification (기능정의서), version 1.2 dated October 3, 2026, consisting of the following Markdown documents provided through the Client’s shared drive:]</w:t>
+      </w:r>
+    </w:p>
+    <w:p>
+      <w:pPr>
+        <w:pStyle w:val="ListParagraph"/>
+        <w:numPr>
+          <w:ilvl w:val="0"/>
+          <w:numId w:val="3"/>
+        </w:numPr>
+        <w:spacing w:after="60" w:line="276"/>
+      </w:pPr>
+      <w:r>
+        <w:rPr>
+          <w:rFonts w:ascii="Arial" w:eastAsia="Malgun Gothic" w:hAnsi="Arial"/>
+          <w:sz w:val="21"/>
+          <w:szCs w:val="21"/>
+          <w:highlight w:val="yellow"/>
+        </w:rPr>
+        <w:t xml:space="preserve">[00_문서안내.md]</w:t>
+      </w:r>
+    </w:p>
+    <w:p>
+      <w:pPr>
+        <w:pStyle w:val="ListParagraph"/>
+        <w:numPr>
+          <w:ilvl w:val="0"/>
+          <w:numId w:val="3"/>
+        </w:numPr>
+        <w:spacing w:after="60" w:line="276"/>
+      </w:pPr>
+      <w:r>
+        <w:rPr>
+          <w:rFonts w:ascii="Arial" w:eastAsia="Malgun Gothic" w:hAnsi="Arial"/>
+          <w:sz w:val="21"/>
+          <w:szCs w:val="21"/>
+          <w:highlight w:val="yellow"/>
+        </w:rPr>
+        <w:t xml:space="preserve">[01_시스템개요.md]</w:t>
+      </w:r>
+    </w:p>
+    <w:p>
+      <w:pPr>
+        <w:pStyle w:val="ListParagraph"/>
+        <w:numPr>
+          <w:ilvl w:val="0"/>
+          <w:numId w:val="3"/>
+        </w:numPr>
+        <w:spacing w:after="60" w:line="276"/>
+      </w:pPr>
+      <w:r>
+        <w:rPr>
+          <w:rFonts w:ascii="Arial" w:eastAsia="Malgun Gothic" w:hAnsi="Arial"/>
+          <w:sz w:val="21"/>
+          <w:szCs w:val="21"/>
+          <w:highlight w:val="yellow"/>
+        </w:rPr>
+        <w:t xml:space="preserve">[02_도메인모델.md]</w:t>
+      </w:r>
+    </w:p>
+    <w:p>
+      <w:pPr>
+        <w:pStyle w:val="ListParagraph"/>
+        <w:numPr>
+          <w:ilvl w:val="0"/>
+          <w:numId w:val="3"/>
+        </w:numPr>
+        <w:spacing w:after="60" w:line="276"/>
+      </w:pPr>
+      <w:r>
+        <w:rPr>
+          <w:rFonts w:ascii="Arial" w:eastAsia="Malgun Gothic" w:hAnsi="Arial"/>
+          <w:sz w:val="21"/>
+          <w:szCs w:val="21"/>
+          <w:highlight w:val="yellow"/>
+        </w:rPr>
+        <w:t xml:space="preserve">[03_전역규칙.md]</w:t>
+      </w:r>
+    </w:p>
+    <w:p>
+      <w:pPr>
+        <w:pStyle w:val="ListParagraph"/>
+        <w:numPr>
+          <w:ilvl w:val="0"/>
+          <w:numId w:val="3"/>
+        </w:numPr>
+        <w:spacing w:after="60" w:line="276"/>
+      </w:pPr>
+      <w:r>
+        <w:rPr>
+          <w:rFonts w:ascii="Arial" w:eastAsia="Malgun Gothic" w:hAnsi="Arial"/>
+          <w:sz w:val="21"/>
+          <w:szCs w:val="21"/>
+          <w:highlight w:val="yellow"/>
+        </w:rPr>
+        <w:t xml:space="preserve">[04_계산규칙.md]</w:t>
+      </w:r>
+    </w:p>
+    <w:p>
+      <w:pPr>
+        <w:pStyle w:val="ListParagraph"/>
+        <w:numPr>
+          <w:ilvl w:val="0"/>
+          <w:numId w:val="3"/>
+        </w:numPr>
+        <w:spacing w:after="60" w:line="276"/>
+      </w:pPr>
+      <w:r>
+        <w:rPr>
+          <w:rFonts w:ascii="Arial" w:eastAsia="Malgun Gothic" w:hAnsi="Arial"/>
+          <w:sz w:val="21"/>
+          <w:szCs w:val="21"/>
+          <w:highlight w:val="yellow"/>
+        </w:rPr>
+        <w:t xml:space="preserve">[05_화면명세_건물.md]</w:t>
+      </w:r>
+    </w:p>
+    <w:p>
+      <w:pPr>
+        <w:pStyle w:val="ListParagraph"/>
+        <w:numPr>
+          <w:ilvl w:val="0"/>
+          <w:numId w:val="3"/>
+        </w:numPr>
+        <w:spacing w:after="60" w:line="276"/>
+      </w:pPr>
+      <w:r>
+        <w:rPr>
+          <w:rFonts w:ascii="Arial" w:eastAsia="Malgun Gothic" w:hAnsi="Arial"/>
+          <w:sz w:val="21"/>
+          <w:szCs w:val="21"/>
+          <w:highlight w:val="yellow"/>
+        </w:rPr>
+        <w:t xml:space="preserve">[06_화면명세_계약.md]</w:t>
+      </w:r>
+    </w:p>
+    <w:p>
+      <w:pPr>
+        <w:pStyle w:val="ListParagraph"/>
+        <w:numPr>
+          <w:ilvl w:val="0"/>
+          <w:numId w:val="3"/>
+        </w:numPr>
+        <w:spacing w:after="60" w:line="276"/>
+      </w:pPr>
+      <w:r>
+        <w:rPr>
+          <w:rFonts w:ascii="Arial" w:eastAsia="Malgun Gothic" w:hAnsi="Arial"/>
+          <w:sz w:val="21"/>
+          <w:szCs w:val="21"/>
+          <w:highlight w:val="yellow"/>
+        </w:rPr>
+        <w:t xml:space="preserve">[07_화면명세_청구수납.md]</w:t>
+      </w:r>
+    </w:p>
+    <w:p>
+      <w:pPr>
+        <w:pStyle w:val="ListParagraph"/>
+        <w:numPr>
+          <w:ilvl w:val="0"/>
+          <w:numId w:val="3"/>
+        </w:numPr>
+        <w:spacing w:after="60" w:line="276"/>
+      </w:pPr>
+      <w:r>
+        <w:rPr>
+          <w:rFonts w:ascii="Arial" w:eastAsia="Malgun Gothic" w:hAnsi="Arial"/>
+          <w:sz w:val="21"/>
+          <w:szCs w:val="21"/>
+          <w:highlight w:val="yellow"/>
+        </w:rPr>
+        <w:t xml:space="preserve">[08_화면명세_사용자.md]</w:t>
+      </w:r>
+    </w:p>
+    <w:p>
+      <w:pPr>
+        <w:pStyle w:val="ListParagraph"/>
+        <w:numPr>
+          <w:ilvl w:val="0"/>
+          <w:numId w:val="3"/>
+        </w:numPr>
+        <w:spacing w:after="60" w:line="276"/>
+      </w:pPr>
+      <w:r>
+        <w:rPr>
+          <w:rFonts w:ascii="Arial" w:eastAsia="Malgun Gothic" w:hAnsi="Arial"/>
+          <w:sz w:val="21"/>
+          <w:szCs w:val="21"/>
+          <w:highlight w:val="yellow"/>
+        </w:rPr>
+        <w:t xml:space="preserve">[09_화면명세_문서이력보고.md]</w:t>
+      </w:r>
+    </w:p>
+    <w:p>
+      <w:pPr>
+        <w:pStyle w:val="ListParagraph"/>
+        <w:numPr>
+          <w:ilvl w:val="0"/>
+          <w:numId w:val="3"/>
+        </w:numPr>
+        <w:spacing w:after="60" w:line="276"/>
+      </w:pPr>
+      <w:r>
+        <w:rPr>
+          <w:rFonts w:ascii="Arial" w:eastAsia="Malgun Gothic" w:hAnsi="Arial"/>
+          <w:sz w:val="21"/>
+          <w:szCs w:val="21"/>
+          <w:highlight w:val="yellow"/>
+        </w:rPr>
+        <w:t xml:space="preserve">[10_데이터요구사항.md]</w:t>
+      </w:r>
+    </w:p>
+    <w:p>
+      <w:pPr>
+        <w:pStyle w:val="ListParagraph"/>
+        <w:numPr>
+          <w:ilvl w:val="0"/>
+          <w:numId w:val="3"/>
+        </w:numPr>
+        <w:spacing w:after="60" w:line="276"/>
+      </w:pPr>
+      <w:r>
+        <w:rPr>
+          <w:rFonts w:ascii="Arial" w:eastAsia="Malgun Gothic" w:hAnsi="Arial"/>
+          <w:sz w:val="21"/>
+          <w:szCs w:val="21"/>
+          <w:highlight w:val="yellow"/>
+        </w:rPr>
+        <w:t xml:space="preserve">[11_비기능요건.md]</w:t>
+      </w:r>
+    </w:p>
+    <w:p>
+      <w:pPr>
+        <w:pStyle w:val="ListParagraph"/>
+        <w:numPr>
+          <w:ilvl w:val="0"/>
+          <w:numId w:val="3"/>
+        </w:numPr>
+        <w:spacing w:after="60" w:line="276"/>
+      </w:pPr>
+      <w:r>
+        <w:rPr>
+          <w:rFonts w:ascii="Arial" w:eastAsia="Malgun Gothic" w:hAnsi="Arial"/>
+          <w:sz w:val="21"/>
+          <w:szCs w:val="21"/>
+          <w:highlight w:val="yellow"/>
+        </w:rPr>
+        <w:t xml:space="preserve">[12_2차범위.md]</w:t>
+      </w:r>
+    </w:p>
+    <w:p>
+      <w:pPr>
+        <w:pStyle w:val="ListParagraph"/>
+        <w:numPr>
+          <w:ilvl w:val="0"/>
+          <w:numId w:val="3"/>
+        </w:numPr>
+        <w:spacing w:after="60" w:line="276"/>
+      </w:pPr>
+      <w:r>
+        <w:rPr>
+          <w:rFonts w:ascii="Arial" w:eastAsia="Malgun Gothic" w:hAnsi="Arial"/>
+          <w:sz w:val="21"/>
+          <w:szCs w:val="21"/>
+          <w:highlight w:val="yellow"/>
+        </w:rPr>
+        <w:t xml:space="preserve">[부록_화면일람표.md]</w:t>
+      </w:r>
+    </w:p>
+    <w:p>
+      <w:pPr>
+        <w:spacing w:after="120" w:before="120"/>
+      </w:pPr>
+      <w:r>
+        <w:rPr>
+          <w:rFonts w:ascii="Arial" w:eastAsia="Malgun Gothic" w:hAnsi="Arial"/>
+          <w:sz w:val="21"/>
+          <w:szCs w:val="21"/>
+          <w:highlight w:val="yellow"/>
+        </w:rPr>
+        <w:t xml:space="preserve">[The interactive mock-up provided by the Client is a reference for layout and behaviour. Where the mock-up and the Specification differ, the Specification governs.]</w:t>
+      </w:r>
+    </w:p>
+    <w:p>
+      <w:pPr>
+        <w:spacing w:after="120" w:line="276"/>
+      </w:pPr>
+      <w:r>
+        <w:rPr>
+          <w:rFonts w:ascii="Arial" w:eastAsia="Malgun Gothic" w:hAnsi="Arial"/>
+          <w:sz w:val="21"/>
+          <w:szCs w:val="21"/>
+        </w:rPr>
+        <w:t xml:space="preserve">The version history in 00_문서안내.md identifies the current version. Revisions are made under Section 2.4; the most recent version approved by the Client in writing governs.</w:t>
       </w:r>
     </w:p>
     <w:p>
@@ -3028,7 +3308,7 @@
       </w:pPr>
       <w:r>
         <w:rPr>
-          <w:rFonts w:ascii="Arial" w:cs="Arial" w:eastAsia="Arial" w:hAnsi="Arial"/>
+          <w:rFonts w:ascii="Arial" w:eastAsia="Malgun Gothic" w:hAnsi="Arial"/>
           <w:b/>
           <w:bCs/>
           <w:sz w:val="21"/>
@@ -3043,7 +3323,7 @@
       </w:pPr>
       <w:r>
         <w:rPr>
-          <w:rFonts w:ascii="Arial" w:cs="Arial" w:eastAsia="Arial" w:hAnsi="Arial"/>
+          <w:rFonts w:ascii="Arial" w:eastAsia="Malgun Gothic" w:hAnsi="Arial"/>
           <w:sz w:val="21"/>
           <w:szCs w:val="21"/>
           <w:highlight w:val="yellow"/>
@@ -3057,7 +3337,7 @@
       </w:pPr>
       <w:r>
         <w:rPr>
-          <w:rFonts w:ascii="Arial" w:cs="Arial" w:eastAsia="Arial" w:hAnsi="Arial"/>
+          <w:rFonts w:ascii="Arial" w:eastAsia="Malgun Gothic" w:hAnsi="Arial"/>
           <w:b/>
           <w:bCs/>
           <w:sz w:val="23"/>
@@ -3072,7 +3352,7 @@
       </w:pPr>
       <w:r>
         <w:rPr>
-          <w:rFonts w:ascii="Arial" w:cs="Arial" w:eastAsia="Arial" w:hAnsi="Arial"/>
+          <w:rFonts w:ascii="Arial" w:eastAsia="Malgun Gothic" w:hAnsi="Arial"/>
           <w:sz w:val="21"/>
           <w:szCs w:val="21"/>
         </w:rPr>
@@ -3110,7 +3390,7 @@
           <w:p>
             <w:r>
               <w:rPr>
-                <w:rFonts w:ascii="Arial" w:cs="Arial" w:eastAsia="Arial" w:hAnsi="Arial"/>
+                <w:rFonts w:ascii="Arial" w:eastAsia="Malgun Gothic" w:hAnsi="Arial"/>
                 <w:b/>
                 <w:bCs/>
                 <w:sz w:val="20"/>
@@ -3133,7 +3413,7 @@
           <w:p>
             <w:r>
               <w:rPr>
-                <w:rFonts w:ascii="Arial" w:cs="Arial" w:eastAsia="Arial" w:hAnsi="Arial"/>
+                <w:rFonts w:ascii="Arial" w:eastAsia="Malgun Gothic" w:hAnsi="Arial"/>
                 <w:sz w:val="20"/>
                 <w:szCs w:val="20"/>
                 <w:highlight w:val="yellow"/>
@@ -3142,7 +3422,7 @@
             </w:r>
             <w:r>
               <w:rPr>
-                <w:rFonts w:ascii="Arial" w:cs="Arial" w:eastAsia="Arial" w:hAnsi="Arial"/>
+                <w:rFonts w:ascii="Arial" w:eastAsia="Malgun Gothic" w:hAnsi="Arial"/>
                 <w:sz w:val="20"/>
                 <w:szCs w:val="20"/>
               </w:rPr>
@@ -3150,7 +3430,7 @@
             </w:r>
             <w:r>
               <w:rPr>
-                <w:rFonts w:ascii="Arial" w:cs="Arial" w:eastAsia="Arial" w:hAnsi="Arial"/>
+                <w:rFonts w:ascii="Arial" w:eastAsia="Malgun Gothic" w:hAnsi="Arial"/>
                 <w:sz w:val="20"/>
                 <w:szCs w:val="20"/>
                 <w:highlight w:val="yellow"/>
@@ -3175,7 +3455,7 @@
           <w:p>
             <w:r>
               <w:rPr>
-                <w:rFonts w:ascii="Arial" w:cs="Arial" w:eastAsia="Arial" w:hAnsi="Arial"/>
+                <w:rFonts w:ascii="Arial" w:eastAsia="Malgun Gothic" w:hAnsi="Arial"/>
                 <w:b/>
                 <w:bCs/>
                 <w:sz w:val="20"/>
@@ -3198,7 +3478,7 @@
           <w:p>
             <w:r>
               <w:rPr>
-                <w:rFonts w:ascii="Arial" w:cs="Arial" w:eastAsia="Arial" w:hAnsi="Arial"/>
+                <w:rFonts w:ascii="Arial" w:eastAsia="Malgun Gothic" w:hAnsi="Arial"/>
                 <w:sz w:val="20"/>
                 <w:szCs w:val="20"/>
                 <w:highlight w:val="yellow"/>
@@ -3223,7 +3503,7 @@
           <w:p>
             <w:r>
               <w:rPr>
-                <w:rFonts w:ascii="Arial" w:cs="Arial" w:eastAsia="Arial" w:hAnsi="Arial"/>
+                <w:rFonts w:ascii="Arial" w:eastAsia="Malgun Gothic" w:hAnsi="Arial"/>
                 <w:b/>
                 <w:bCs/>
                 <w:sz w:val="20"/>
@@ -3246,7 +3526,7 @@
           <w:p>
             <w:r>
               <w:rPr>
-                <w:rFonts w:ascii="Arial" w:cs="Arial" w:eastAsia="Arial" w:hAnsi="Arial"/>
+                <w:rFonts w:ascii="Arial" w:eastAsia="Malgun Gothic" w:hAnsi="Arial"/>
                 <w:sz w:val="20"/>
                 <w:szCs w:val="20"/>
               </w:rPr>
@@ -3270,7 +3550,7 @@
           <w:p>
             <w:r>
               <w:rPr>
-                <w:rFonts w:ascii="Arial" w:cs="Arial" w:eastAsia="Arial" w:hAnsi="Arial"/>
+                <w:rFonts w:ascii="Arial" w:eastAsia="Malgun Gothic" w:hAnsi="Arial"/>
                 <w:b/>
                 <w:bCs/>
                 <w:sz w:val="20"/>
@@ -3293,7 +3573,7 @@
           <w:p>
             <w:r>
               <w:rPr>
-                <w:rFonts w:ascii="Arial" w:cs="Arial" w:eastAsia="Arial" w:hAnsi="Arial"/>
+                <w:rFonts w:ascii="Arial" w:eastAsia="Malgun Gothic" w:hAnsi="Arial"/>
                 <w:sz w:val="20"/>
                 <w:szCs w:val="20"/>
                 <w:highlight w:val="yellow"/>
@@ -3302,7 +3582,7 @@
             </w:r>
             <w:r>
               <w:rPr>
-                <w:rFonts w:ascii="Arial" w:cs="Arial" w:eastAsia="Arial" w:hAnsi="Arial"/>
+                <w:rFonts w:ascii="Arial" w:eastAsia="Malgun Gothic" w:hAnsi="Arial"/>
                 <w:sz w:val="20"/>
                 <w:szCs w:val="20"/>
               </w:rPr>
@@ -3310,7 +3590,7 @@
             </w:r>
             <w:r>
               <w:rPr>
-                <w:rFonts w:ascii="Arial" w:cs="Arial" w:eastAsia="Arial" w:hAnsi="Arial"/>
+                <w:rFonts w:ascii="Arial" w:eastAsia="Malgun Gothic" w:hAnsi="Arial"/>
                 <w:sz w:val="20"/>
                 <w:szCs w:val="20"/>
                 <w:highlight w:val="yellow"/>
@@ -3335,7 +3615,7 @@
           <w:p>
             <w:r>
               <w:rPr>
-                <w:rFonts w:ascii="Arial" w:cs="Arial" w:eastAsia="Arial" w:hAnsi="Arial"/>
+                <w:rFonts w:ascii="Arial" w:eastAsia="Malgun Gothic" w:hAnsi="Arial"/>
                 <w:b/>
                 <w:bCs/>
                 <w:sz w:val="20"/>
@@ -3358,7 +3638,7 @@
           <w:p>
             <w:r>
               <w:rPr>
-                <w:rFonts w:ascii="Arial" w:cs="Arial" w:eastAsia="Arial" w:hAnsi="Arial"/>
+                <w:rFonts w:ascii="Arial" w:eastAsia="Malgun Gothic" w:hAnsi="Arial"/>
                 <w:sz w:val="20"/>
                 <w:szCs w:val="20"/>
                 <w:highlight w:val="yellow"/>
@@ -3383,7 +3663,7 @@
           <w:p>
             <w:r>
               <w:rPr>
-                <w:rFonts w:ascii="Arial" w:cs="Arial" w:eastAsia="Arial" w:hAnsi="Arial"/>
+                <w:rFonts w:ascii="Arial" w:eastAsia="Malgun Gothic" w:hAnsi="Arial"/>
                 <w:b/>
                 <w:bCs/>
                 <w:sz w:val="20"/>
@@ -3406,7 +3686,7 @@
           <w:p>
             <w:r>
               <w:rPr>
-                <w:rFonts w:ascii="Arial" w:cs="Arial" w:eastAsia="Arial" w:hAnsi="Arial"/>
+                <w:rFonts w:ascii="Arial" w:eastAsia="Malgun Gothic" w:hAnsi="Arial"/>
                 <w:sz w:val="20"/>
                 <w:szCs w:val="20"/>
                 <w:highlight w:val="yellow"/>
@@ -3415,7 +3695,7 @@
             </w:r>
             <w:r>
               <w:rPr>
-                <w:rFonts w:ascii="Arial" w:cs="Arial" w:eastAsia="Arial" w:hAnsi="Arial"/>
+                <w:rFonts w:ascii="Arial" w:eastAsia="Malgun Gothic" w:hAnsi="Arial"/>
                 <w:sz w:val="20"/>
                 <w:szCs w:val="20"/>
               </w:rPr>
@@ -3423,7 +3703,7 @@
             </w:r>
             <w:r>
               <w:rPr>
-                <w:rFonts w:ascii="Arial" w:cs="Arial" w:eastAsia="Arial" w:hAnsi="Arial"/>
+                <w:rFonts w:ascii="Arial" w:eastAsia="Malgun Gothic" w:hAnsi="Arial"/>
                 <w:sz w:val="20"/>
                 <w:szCs w:val="20"/>
                 <w:highlight w:val="yellow"/>
@@ -3432,7 +3712,7 @@
             </w:r>
             <w:r>
               <w:rPr>
-                <w:rFonts w:ascii="Arial" w:cs="Arial" w:eastAsia="Arial" w:hAnsi="Arial"/>
+                <w:rFonts w:ascii="Arial" w:eastAsia="Malgun Gothic" w:hAnsi="Arial"/>
                 <w:sz w:val="20"/>
                 <w:szCs w:val="20"/>
               </w:rPr>
@@ -3440,7 +3720,7 @@
             </w:r>
             <w:r>
               <w:rPr>
-                <w:rFonts w:ascii="Arial" w:cs="Arial" w:eastAsia="Arial" w:hAnsi="Arial"/>
+                <w:rFonts w:ascii="Arial" w:eastAsia="Malgun Gothic" w:hAnsi="Arial"/>
                 <w:sz w:val="20"/>
                 <w:szCs w:val="20"/>
                 <w:highlight w:val="yellow"/>
@@ -3449,7 +3729,7 @@
             </w:r>
             <w:r>
               <w:rPr>
-                <w:rFonts w:ascii="Arial" w:cs="Arial" w:eastAsia="Arial" w:hAnsi="Arial"/>
+                <w:rFonts w:ascii="Arial" w:eastAsia="Malgun Gothic" w:hAnsi="Arial"/>
                 <w:sz w:val="20"/>
                 <w:szCs w:val="20"/>
               </w:rPr>
@@ -3473,7 +3753,7 @@
           <w:p>
             <w:r>
               <w:rPr>
-                <w:rFonts w:ascii="Arial" w:cs="Arial" w:eastAsia="Arial" w:hAnsi="Arial"/>
+                <w:rFonts w:ascii="Arial" w:eastAsia="Malgun Gothic" w:hAnsi="Arial"/>
                 <w:b/>
                 <w:bCs/>
                 <w:sz w:val="20"/>
@@ -3496,7 +3776,7 @@
           <w:p>
             <w:r>
               <w:rPr>
-                <w:rFonts w:ascii="Arial" w:cs="Arial" w:eastAsia="Arial" w:hAnsi="Arial"/>
+                <w:rFonts w:ascii="Arial" w:eastAsia="Malgun Gothic" w:hAnsi="Arial"/>
                 <w:sz w:val="20"/>
                 <w:szCs w:val="20"/>
                 <w:highlight w:val="yellow"/>
@@ -3505,7 +3785,7 @@
             </w:r>
             <w:r>
               <w:rPr>
-                <w:rFonts w:ascii="Arial" w:cs="Arial" w:eastAsia="Arial" w:hAnsi="Arial"/>
+                <w:rFonts w:ascii="Arial" w:eastAsia="Malgun Gothic" w:hAnsi="Arial"/>
                 <w:sz w:val="20"/>
                 <w:szCs w:val="20"/>
               </w:rPr>
@@ -3513,7 +3793,7 @@
             </w:r>
             <w:r>
               <w:rPr>
-                <w:rFonts w:ascii="Arial" w:cs="Arial" w:eastAsia="Arial" w:hAnsi="Arial"/>
+                <w:rFonts w:ascii="Arial" w:eastAsia="Malgun Gothic" w:hAnsi="Arial"/>
                 <w:sz w:val="20"/>
                 <w:szCs w:val="20"/>
                 <w:highlight w:val="yellow"/>
@@ -3538,7 +3818,7 @@
           <w:p>
             <w:r>
               <w:rPr>
-                <w:rFonts w:ascii="Arial" w:cs="Arial" w:eastAsia="Arial" w:hAnsi="Arial"/>
+                <w:rFonts w:ascii="Arial" w:eastAsia="Malgun Gothic" w:hAnsi="Arial"/>
                 <w:b/>
                 <w:bCs/>
                 <w:sz w:val="20"/>
@@ -3561,7 +3841,7 @@
           <w:p>
             <w:r>
               <w:rPr>
-                <w:rFonts w:ascii="Arial" w:cs="Arial" w:eastAsia="Arial" w:hAnsi="Arial"/>
+                <w:rFonts w:ascii="Arial" w:eastAsia="Malgun Gothic" w:hAnsi="Arial"/>
                 <w:sz w:val="20"/>
                 <w:szCs w:val="20"/>
                 <w:highlight w:val="yellow"/>
@@ -3586,7 +3866,7 @@
           <w:p>
             <w:r>
               <w:rPr>
-                <w:rFonts w:ascii="Arial" w:cs="Arial" w:eastAsia="Arial" w:hAnsi="Arial"/>
+                <w:rFonts w:ascii="Arial" w:eastAsia="Malgun Gothic" w:hAnsi="Arial"/>
                 <w:b/>
                 <w:bCs/>
                 <w:sz w:val="20"/>
@@ -3609,7 +3889,7 @@
           <w:p>
             <w:r>
               <w:rPr>
-                <w:rFonts w:ascii="Arial" w:cs="Arial" w:eastAsia="Arial" w:hAnsi="Arial"/>
+                <w:rFonts w:ascii="Arial" w:eastAsia="Malgun Gothic" w:hAnsi="Arial"/>
                 <w:sz w:val="20"/>
                 <w:szCs w:val="20"/>
                 <w:highlight w:val="yellow"/>
@@ -3634,7 +3914,7 @@
           <w:p>
             <w:r>
               <w:rPr>
-                <w:rFonts w:ascii="Arial" w:cs="Arial" w:eastAsia="Arial" w:hAnsi="Arial"/>
+                <w:rFonts w:ascii="Arial" w:eastAsia="Malgun Gothic" w:hAnsi="Arial"/>
                 <w:b/>
                 <w:bCs/>
                 <w:sz w:val="20"/>
@@ -3657,7 +3937,7 @@
           <w:p>
             <w:r>
               <w:rPr>
-                <w:rFonts w:ascii="Arial" w:cs="Arial" w:eastAsia="Arial" w:hAnsi="Arial"/>
+                <w:rFonts w:ascii="Arial" w:eastAsia="Malgun Gothic" w:hAnsi="Arial"/>
                 <w:sz w:val="20"/>
                 <w:szCs w:val="20"/>
               </w:rPr>
@@ -3665,7 +3945,7 @@
             </w:r>
             <w:r>
               <w:rPr>
-                <w:rFonts w:ascii="Arial" w:cs="Arial" w:eastAsia="Arial" w:hAnsi="Arial"/>
+                <w:rFonts w:ascii="Arial" w:eastAsia="Malgun Gothic" w:hAnsi="Arial"/>
                 <w:sz w:val="20"/>
                 <w:szCs w:val="20"/>
                 <w:highlight w:val="yellow"/>
@@ -3674,7 +3954,7 @@
             </w:r>
             <w:r>
               <w:rPr>
-                <w:rFonts w:ascii="Arial" w:cs="Arial" w:eastAsia="Arial" w:hAnsi="Arial"/>
+                <w:rFonts w:ascii="Arial" w:eastAsia="Malgun Gothic" w:hAnsi="Arial"/>
                 <w:sz w:val="20"/>
                 <w:szCs w:val="20"/>
               </w:rPr>
@@ -3684,6 +3964,393 @@
         </w:tc>
       </w:tr>
     </w:tbl>
+    <w:p>
+      <w:r>
+        <w:br w:type="page"/>
+      </w:r>
+    </w:p>
+    <w:p>
+      <w:pPr>
+        <w:spacing w:after="200"/>
+      </w:pPr>
+      <w:r>
+        <w:rPr>
+          <w:rFonts w:ascii="Arial" w:eastAsia="Malgun Gothic" w:hAnsi="Arial"/>
+          <w:b/>
+          <w:bCs/>
+          <w:sz w:val="23"/>
+          <w:szCs w:val="23"/>
+        </w:rPr>
+        <w:t xml:space="preserve">Exhibit C – Developer’s Pre-Existing Materials</w:t>
+      </w:r>
+    </w:p>
+    <w:p>
+      <w:pPr>
+        <w:spacing w:after="120" w:line="276"/>
+      </w:pPr>
+      <w:r>
+        <w:rPr>
+          <w:rFonts w:ascii="Arial" w:eastAsia="Malgun Gothic" w:hAnsi="Arial"/>
+          <w:sz w:val="21"/>
+          <w:szCs w:val="21"/>
+        </w:rPr>
+        <w:t xml:space="preserve">The Developer lists below any code or other material created before the Effective Date that the Developer intends to incorporate into the Work Product (Section 6.4). Materials not listed here, and not later identified in writing, are not Pre-Existing Materials. If there are none, write “None”.</w:t>
+      </w:r>
+    </w:p>
+    <w:tbl>
+      <w:tblPr>
+        <w:tblW w:type="dxa" w:w="9360"/>
+        <w:tblBorders>
+          <w:top w:val="single" w:color="auto" w:sz="4"/>
+          <w:left w:val="single" w:color="auto" w:sz="4"/>
+          <w:bottom w:val="single" w:color="auto" w:sz="4"/>
+          <w:right w:val="single" w:color="auto" w:sz="4"/>
+          <w:insideH w:val="single" w:color="auto" w:sz="4"/>
+          <w:insideV w:val="single" w:color="auto" w:sz="4"/>
+        </w:tblBorders>
+      </w:tblPr>
+      <w:tblGrid>
+        <w:gridCol w:w="3600"/>
+        <w:gridCol w:w="3000"/>
+        <w:gridCol w:w="2760"/>
+      </w:tblGrid>
+      <w:tr>
+        <w:trPr>
+          <w:trHeight w:val="0" w:hRule="atLeast"/>
+        </w:trPr>
+        <w:tc>
+          <w:tcPr>
+            <w:tcW w:type="dxa" w:w="3600"/>
+            <w:shd w:fill="F5F5F5" w:color="auto" w:val="clear"/>
+            <w:tcMar>
+              <w:top w:type="dxa" w:w="60"/>
+              <w:left w:type="dxa" w:w="100"/>
+              <w:bottom w:type="dxa" w:w="60"/>
+              <w:right w:type="dxa" w:w="100"/>
+            </w:tcMar>
+          </w:tcPr>
+          <w:p>
+            <w:r>
+              <w:rPr>
+                <w:rFonts w:ascii="Arial" w:eastAsia="Malgun Gothic" w:hAnsi="Arial"/>
+                <w:b/>
+                <w:bCs/>
+                <w:sz w:val="20"/>
+                <w:szCs w:val="20"/>
+              </w:rPr>
+              <w:t xml:space="preserve">Description</w:t>
+            </w:r>
+          </w:p>
+        </w:tc>
+        <w:tc>
+          <w:tcPr>
+            <w:tcW w:type="dxa" w:w="3000"/>
+            <w:shd w:fill="F5F5F5" w:color="auto" w:val="clear"/>
+            <w:tcMar>
+              <w:top w:type="dxa" w:w="60"/>
+              <w:left w:type="dxa" w:w="100"/>
+              <w:bottom w:type="dxa" w:w="60"/>
+              <w:right w:type="dxa" w:w="100"/>
+            </w:tcMar>
+          </w:tcPr>
+          <w:p>
+            <w:r>
+              <w:rPr>
+                <w:rFonts w:ascii="Arial" w:eastAsia="Malgun Gothic" w:hAnsi="Arial"/>
+                <w:b/>
+                <w:bCs/>
+                <w:sz w:val="20"/>
+                <w:szCs w:val="20"/>
+              </w:rPr>
+              <w:t xml:space="preserve">Where it will be used</w:t>
+            </w:r>
+          </w:p>
+        </w:tc>
+        <w:tc>
+          <w:tcPr>
+            <w:tcW w:type="dxa" w:w="2760"/>
+            <w:shd w:fill="F5F5F5" w:color="auto" w:val="clear"/>
+            <w:tcMar>
+              <w:top w:type="dxa" w:w="60"/>
+              <w:left w:type="dxa" w:w="100"/>
+              <w:bottom w:type="dxa" w:w="60"/>
+              <w:right w:type="dxa" w:w="100"/>
+            </w:tcMar>
+          </w:tcPr>
+          <w:p>
+            <w:r>
+              <w:rPr>
+                <w:rFonts w:ascii="Arial" w:eastAsia="Malgun Gothic" w:hAnsi="Arial"/>
+                <w:b/>
+                <w:bCs/>
+                <w:sz w:val="20"/>
+                <w:szCs w:val="20"/>
+              </w:rPr>
+              <w:t xml:space="preserve">Licence / notes</w:t>
+            </w:r>
+          </w:p>
+        </w:tc>
+      </w:tr>
+      <w:tr>
+        <w:trPr>
+          <w:trHeight w:val="600" w:hRule="atLeast"/>
+        </w:trPr>
+        <w:tc>
+          <w:tcPr>
+            <w:tcW w:type="dxa" w:w="3600"/>
+            <w:tcMar>
+              <w:top w:type="dxa" w:w="60"/>
+              <w:left w:type="dxa" w:w="100"/>
+              <w:bottom w:type="dxa" w:w="60"/>
+              <w:right w:type="dxa" w:w="100"/>
+            </w:tcMar>
+          </w:tcPr>
+          <w:p>
+            <w:r>
+              <w:rPr>
+                <w:rFonts w:ascii="Arial" w:eastAsia="Malgun Gothic" w:hAnsi="Arial"/>
+                <w:b w:val="false"/>
+                <w:bCs w:val="false"/>
+                <w:sz w:val="20"/>
+                <w:szCs w:val="20"/>
+              </w:rPr>
+              <w:t xml:space="preserve"/>
+            </w:r>
+          </w:p>
+        </w:tc>
+        <w:tc>
+          <w:tcPr>
+            <w:tcW w:type="dxa" w:w="3000"/>
+            <w:tcMar>
+              <w:top w:type="dxa" w:w="60"/>
+              <w:left w:type="dxa" w:w="100"/>
+              <w:bottom w:type="dxa" w:w="60"/>
+              <w:right w:type="dxa" w:w="100"/>
+            </w:tcMar>
+          </w:tcPr>
+          <w:p>
+            <w:r>
+              <w:rPr>
+                <w:rFonts w:ascii="Arial" w:eastAsia="Malgun Gothic" w:hAnsi="Arial"/>
+                <w:b w:val="false"/>
+                <w:bCs w:val="false"/>
+                <w:sz w:val="20"/>
+                <w:szCs w:val="20"/>
+              </w:rPr>
+              <w:t xml:space="preserve"/>
+            </w:r>
+          </w:p>
+        </w:tc>
+        <w:tc>
+          <w:tcPr>
+            <w:tcW w:type="dxa" w:w="2760"/>
+            <w:tcMar>
+              <w:top w:type="dxa" w:w="60"/>
+              <w:left w:type="dxa" w:w="100"/>
+              <w:bottom w:type="dxa" w:w="60"/>
+              <w:right w:type="dxa" w:w="100"/>
+            </w:tcMar>
+          </w:tcPr>
+          <w:p>
+            <w:r>
+              <w:rPr>
+                <w:rFonts w:ascii="Arial" w:eastAsia="Malgun Gothic" w:hAnsi="Arial"/>
+                <w:b w:val="false"/>
+                <w:bCs w:val="false"/>
+                <w:sz w:val="20"/>
+                <w:szCs w:val="20"/>
+              </w:rPr>
+              <w:t xml:space="preserve"/>
+            </w:r>
+          </w:p>
+        </w:tc>
+      </w:tr>
+      <w:tr>
+        <w:trPr>
+          <w:trHeight w:val="600" w:hRule="atLeast"/>
+        </w:trPr>
+        <w:tc>
+          <w:tcPr>
+            <w:tcW w:type="dxa" w:w="3600"/>
+            <w:tcMar>
+              <w:top w:type="dxa" w:w="60"/>
+              <w:left w:type="dxa" w:w="100"/>
+              <w:bottom w:type="dxa" w:w="60"/>
+              <w:right w:type="dxa" w:w="100"/>
+            </w:tcMar>
+          </w:tcPr>
+          <w:p>
+            <w:r>
+              <w:rPr>
+                <w:rFonts w:ascii="Arial" w:eastAsia="Malgun Gothic" w:hAnsi="Arial"/>
+                <w:b w:val="false"/>
+                <w:bCs w:val="false"/>
+                <w:sz w:val="20"/>
+                <w:szCs w:val="20"/>
+              </w:rPr>
+              <w:t xml:space="preserve"/>
+            </w:r>
+          </w:p>
+        </w:tc>
+        <w:tc>
+          <w:tcPr>
+            <w:tcW w:type="dxa" w:w="3000"/>
+            <w:tcMar>
+              <w:top w:type="dxa" w:w="60"/>
+              <w:left w:type="dxa" w:w="100"/>
+              <w:bottom w:type="dxa" w:w="60"/>
+              <w:right w:type="dxa" w:w="100"/>
+            </w:tcMar>
+          </w:tcPr>
+          <w:p>
+            <w:r>
+              <w:rPr>
+                <w:rFonts w:ascii="Arial" w:eastAsia="Malgun Gothic" w:hAnsi="Arial"/>
+                <w:b w:val="false"/>
+                <w:bCs w:val="false"/>
+                <w:sz w:val="20"/>
+                <w:szCs w:val="20"/>
+              </w:rPr>
+              <w:t xml:space="preserve"/>
+            </w:r>
+          </w:p>
+        </w:tc>
+        <w:tc>
+          <w:tcPr>
+            <w:tcW w:type="dxa" w:w="2760"/>
+            <w:tcMar>
+              <w:top w:type="dxa" w:w="60"/>
+              <w:left w:type="dxa" w:w="100"/>
+              <w:bottom w:type="dxa" w:w="60"/>
+              <w:right w:type="dxa" w:w="100"/>
+            </w:tcMar>
+          </w:tcPr>
+          <w:p>
+            <w:r>
+              <w:rPr>
+                <w:rFonts w:ascii="Arial" w:eastAsia="Malgun Gothic" w:hAnsi="Arial"/>
+                <w:b w:val="false"/>
+                <w:bCs w:val="false"/>
+                <w:sz w:val="20"/>
+                <w:szCs w:val="20"/>
+              </w:rPr>
+              <w:t xml:space="preserve"/>
+            </w:r>
+          </w:p>
+        </w:tc>
+      </w:tr>
+      <w:tr>
+        <w:trPr>
+          <w:trHeight w:val="600" w:hRule="atLeast"/>
+        </w:trPr>
+        <w:tc>
+          <w:tcPr>
+            <w:tcW w:type="dxa" w:w="3600"/>
+            <w:tcMar>
+              <w:top w:type="dxa" w:w="60"/>
+              <w:left w:type="dxa" w:w="100"/>
+              <w:bottom w:type="dxa" w:w="60"/>
+              <w:right w:type="dxa" w:w="100"/>
+            </w:tcMar>
+          </w:tcPr>
+          <w:p>
+            <w:r>
+              <w:rPr>
+                <w:rFonts w:ascii="Arial" w:eastAsia="Malgun Gothic" w:hAnsi="Arial"/>
+                <w:b w:val="false"/>
+                <w:bCs w:val="false"/>
+                <w:sz w:val="20"/>
+                <w:szCs w:val="20"/>
+              </w:rPr>
+              <w:t xml:space="preserve"/>
+            </w:r>
+          </w:p>
+        </w:tc>
+        <w:tc>
+          <w:tcPr>
+            <w:tcW w:type="dxa" w:w="3000"/>
+            <w:tcMar>
+              <w:top w:type="dxa" w:w="60"/>
+              <w:left w:type="dxa" w:w="100"/>
+              <w:bottom w:type="dxa" w:w="60"/>
+              <w:right w:type="dxa" w:w="100"/>
+            </w:tcMar>
+          </w:tcPr>
+          <w:p>
+            <w:r>
+              <w:rPr>
+                <w:rFonts w:ascii="Arial" w:eastAsia="Malgun Gothic" w:hAnsi="Arial"/>
+                <w:b w:val="false"/>
+                <w:bCs w:val="false"/>
+                <w:sz w:val="20"/>
+                <w:szCs w:val="20"/>
+              </w:rPr>
+              <w:t xml:space="preserve"/>
+            </w:r>
+          </w:p>
+        </w:tc>
+        <w:tc>
+          <w:tcPr>
+            <w:tcW w:type="dxa" w:w="2760"/>
+            <w:tcMar>
+              <w:top w:type="dxa" w:w="60"/>
+              <w:left w:type="dxa" w:w="100"/>
+              <w:bottom w:type="dxa" w:w="60"/>
+              <w:right w:type="dxa" w:w="100"/>
+            </w:tcMar>
+          </w:tcPr>
+          <w:p>
+            <w:r>
+              <w:rPr>
+                <w:rFonts w:ascii="Arial" w:eastAsia="Malgun Gothic" w:hAnsi="Arial"/>
+                <w:b w:val="false"/>
+                <w:bCs w:val="false"/>
+                <w:sz w:val="20"/>
+                <w:szCs w:val="20"/>
+              </w:rPr>
+              <w:t xml:space="preserve"/>
+            </w:r>
+          </w:p>
+        </w:tc>
+      </w:tr>
+    </w:tbl>
+    <w:p>
+      <w:pPr>
+        <w:spacing w:before="240"/>
+      </w:pPr>
+      <w:r>
+        <w:rPr>
+          <w:rFonts w:ascii="Arial" w:eastAsia="Malgun Gothic" w:hAnsi="Arial"/>
+          <w:sz w:val="21"/>
+          <w:szCs w:val="21"/>
+        </w:rPr>
+        <w:t xml:space="preserve">Developer initials: </w:t>
+      </w:r>
+      <w:r>
+        <w:rPr>
+          <w:rFonts w:ascii="Arial" w:eastAsia="Malgun Gothic" w:hAnsi="Arial"/>
+          <w:sz w:val="21"/>
+          <w:szCs w:val="21"/>
+        </w:rPr>
+        <w:t xml:space="preserve">__________</w:t>
+      </w:r>
+      <w:r>
+        <w:rPr>
+          <w:rFonts w:ascii="Arial" w:eastAsia="Malgun Gothic" w:hAnsi="Arial"/>
+          <w:sz w:val="21"/>
+          <w:szCs w:val="21"/>
+        </w:rPr>
+        <w:t xml:space="preserve">     Date: </w:t>
+      </w:r>
+      <w:r>
+        <w:rPr>
+          <w:rFonts w:ascii="Arial" w:eastAsia="Malgun Gothic" w:hAnsi="Arial"/>
+          <w:sz w:val="21"/>
+          <w:szCs w:val="21"/>
+        </w:rPr>
+        <w:t xml:space="preserve">__________________</w:t>
+      </w:r>
+    </w:p>
     <w:sectPr>
       <w:footerReference w:type="default" r:id="rId6"/>
       <w:pgSz w:w="12240" w:h="15840" w:orient="portrait"/>
@@ -3740,7 +4407,7 @@
     </w:pPr>
     <w:r>
       <w:rPr>
-        <w:rFonts w:ascii="Arial" w:cs="Arial" w:eastAsia="Arial" w:hAnsi="Arial"/>
+        <w:rFonts w:ascii="Arial" w:eastAsia="Malgun Gothic" w:hAnsi="Arial"/>
         <w:color w:val="888888"/>
         <w:sz w:val="16"/>
         <w:szCs w:val="16"/>

--- a/docs/계약서/PTP_Contractor_Agreement_BRIKKA_261005.docx
+++ b/docs/계약서/PTP_Contractor_Agreement_BRIKKA_261005.docx
@@ -3005,7 +3005,7 @@
           <w:szCs w:val="21"/>
           <w:highlight w:val="yellow"/>
         </w:rPr>
-        <w:t xml:space="preserve">[BRIKKA functional specification (기능정의서), version 1.2 dated October 3, 2026, consisting of the following Markdown documents provided through the Client’s shared drive:]</w:t>
+        <w:t xml:space="preserve">[BRIKKA functional specification (기능정의서), version 1.5 dated October 7, 2026, consisting of the following Markdown documents provided through the Client’s shared drive:]</w:t>
       </w:r>
     </w:p>
     <w:p>
